--- a/templates/HQE_proroga_determinato.docx
+++ b/templates/HQE_proroga_determinato.docx
@@ -1,7 +1,6 @@
 
 <file path=word/document.xml><?xml version="1.0" encoding="utf-8"?>
-<w:document xmlns:ve="http://schemas.openxmlformats.org/markup-compatibility/2006" xmlns:o="urn:schemas-microsoft-com:office:office" xmlns:r="http://schemas.openxmlformats.org/officeDocument/2006/relationships" xmlns:m="http://schemas.openxmlformats.org/officeDocument/2006/math" xmlns:v="urn:schemas-microsoft-com:vml" xmlns:wp="http://schemas.openxmlformats.org/drawingml/2006/wordprocessingDrawing" xmlns:w10="urn:schemas-microsoft-com:office:word" xmlns:w="http://schemas.openxmlformats.org/wordprocessingml/2006/main" xmlns:wne="http://schemas.microsoft.com/office/word/2006/wordml">
-  <!-- Generated by Aspose.Words for .NET 25.9.0 -->
+<w:document xmlns:wpc="http://schemas.microsoft.com/office/word/2010/wordprocessingCanvas" xmlns:cx="http://schemas.microsoft.com/office/drawing/2014/chartex" xmlns:cx1="http://schemas.microsoft.com/office/drawing/2015/9/8/chartex" xmlns:cx2="http://schemas.microsoft.com/office/drawing/2015/10/21/chartex" xmlns:cx3="http://schemas.microsoft.com/office/drawing/2016/5/9/chartex" xmlns:cx4="http://schemas.microsoft.com/office/drawing/2016/5/10/chartex" xmlns:cx5="http://schemas.microsoft.com/office/drawing/2016/5/11/chartex" xmlns:cx6="http://schemas.microsoft.com/office/drawing/2016/5/12/chartex" xmlns:cx7="http://schemas.microsoft.com/office/drawing/2016/5/13/chartex" xmlns:cx8="http://schemas.microsoft.com/office/drawing/2016/5/14/chartex" xmlns:mc="http://schemas.openxmlformats.org/markup-compatibility/2006" xmlns:aink="http://schemas.microsoft.com/office/drawing/2016/ink" xmlns:am3d="http://schemas.microsoft.com/office/drawing/2017/model3d" xmlns:o="urn:schemas-microsoft-com:office:office" xmlns:oel="http://schemas.microsoft.com/office/2019/extlst" xmlns:r="http://schemas.openxmlformats.org/officeDocument/2006/relationships" xmlns:m="http://schemas.openxmlformats.org/officeDocument/2006/math" xmlns:v="urn:schemas-microsoft-com:vml" xmlns:wp14="http://schemas.microsoft.com/office/word/2010/wordprocessingDrawing" xmlns:wp="http://schemas.openxmlformats.org/drawingml/2006/wordprocessingDrawing" xmlns:w10="urn:schemas-microsoft-com:office:word" xmlns:w="http://schemas.openxmlformats.org/wordprocessingml/2006/main" xmlns:w14="http://schemas.microsoft.com/office/word/2010/wordml" xmlns:w15="http://schemas.microsoft.com/office/word/2012/wordml" xmlns:w16cex="http://schemas.microsoft.com/office/word/2018/wordml/cex" xmlns:w16cid="http://schemas.microsoft.com/office/word/2016/wordml/cid" xmlns:w16="http://schemas.microsoft.com/office/word/2018/wordml" xmlns:w16du="http://schemas.microsoft.com/office/word/2023/wordml/word16du" xmlns:w16sdtdh="http://schemas.microsoft.com/office/word/2020/wordml/sdtdatahash" xmlns:w16sdtfl="http://schemas.microsoft.com/office/word/2024/wordml/sdtformatlock" xmlns:w16se="http://schemas.microsoft.com/office/word/2015/wordml/symex" xmlns:wpg="http://schemas.microsoft.com/office/word/2010/wordprocessingGroup" xmlns:wpi="http://schemas.microsoft.com/office/word/2010/wordprocessingInk" xmlns:wne="http://schemas.microsoft.com/office/word/2006/wordml" xmlns:wps="http://schemas.microsoft.com/office/word/2010/wordprocessingShape" mc:Ignorable="w14 w15 w16se w16cid w16 w16cex w16sdtdh w16sdtfl w16du wp14">
   <w:body>
     <w:p>
       <w:pPr>
@@ -21,42 +20,153 @@
           <w:rFonts w:ascii="Bookman Old Style" w:hAnsi="Bookman Old Style"/>
         </w:rPr>
         <w:tab/>
-        <w:tab/>
-        <w:tab/>
-        <w:tab/>
-        <w:tab/>
-        <w:tab/>
-        <w:tab/>
-      </w:r>
-      <w:r>
-        <w:rPr>
-          <w:rFonts w:ascii="Bookman Old Style" w:hAnsi="Bookman Old Style"/>
-        </w:rPr>
-        <w:t xml:space="preserve">                             Egr.</w:t>
-      </w:r>
-      <w:r>
-        <w:rPr>
-          <w:rFonts w:ascii="Bookman Old Style" w:hAnsi="Bookman Old Style"/>
-        </w:rPr>
-        <w:t>Sig.</w:t>
-      </w:r>
-      <w:r>
-        <w:rPr>
-          <w:rFonts w:ascii="Bookman Old Style" w:hAnsi="Bookman Old Style"/>
-        </w:rPr>
-        <w:tab/>
-        <w:tab/>
-        <w:tab/>
-        <w:tab/>
-        <w:tab/>
-        <w:tab/>
-        <w:tab/>
-        <w:tab/>
-        <w:tab/>
-        <w:tab/>
-        <w:tab/>
-        <w:tab/>
-        <w:t xml:space="preserve">           </w:t>
+      </w:r>
+      <w:r>
+        <w:rPr>
+          <w:rFonts w:ascii="Bookman Old Style" w:hAnsi="Bookman Old Style"/>
+        </w:rPr>
+        <w:tab/>
+      </w:r>
+      <w:r>
+        <w:rPr>
+          <w:rFonts w:ascii="Bookman Old Style" w:hAnsi="Bookman Old Style"/>
+        </w:rPr>
+        <w:tab/>
+      </w:r>
+      <w:r>
+        <w:rPr>
+          <w:rFonts w:ascii="Bookman Old Style" w:hAnsi="Bookman Old Style"/>
+        </w:rPr>
+        <w:tab/>
+      </w:r>
+      <w:r>
+        <w:rPr>
+          <w:rFonts w:ascii="Bookman Old Style" w:hAnsi="Bookman Old Style"/>
+        </w:rPr>
+        <w:tab/>
+      </w:r>
+      <w:r>
+        <w:rPr>
+          <w:rFonts w:ascii="Bookman Old Style" w:hAnsi="Bookman Old Style"/>
+        </w:rPr>
+        <w:tab/>
+      </w:r>
+      <w:r>
+        <w:rPr>
+          <w:rFonts w:ascii="Bookman Old Style" w:hAnsi="Bookman Old Style"/>
+        </w:rPr>
+        <w:tab/>
+      </w:r>
+      <w:r>
+        <w:rPr>
+          <w:rFonts w:ascii="Bookman Old Style" w:hAnsi="Bookman Old Style"/>
+        </w:rPr>
+        <w:t xml:space="preserve">                             </w:t>
+      </w:r>
+      <w:proofErr w:type="spellStart"/>
+      <w:r>
+        <w:rPr>
+          <w:rFonts w:ascii="Bookman Old Style" w:hAnsi="Bookman Old Style"/>
+        </w:rPr>
+        <w:t>Egr.</w:t>
+      </w:r>
+      <w:r>
+        <w:rPr>
+          <w:rFonts w:ascii="Bookman Old Style" w:hAnsi="Bookman Old Style"/>
+        </w:rPr>
+        <w:t>Sig</w:t>
+      </w:r>
+      <w:proofErr w:type="spellEnd"/>
+      <w:r>
+        <w:rPr>
+          <w:rFonts w:ascii="Bookman Old Style" w:hAnsi="Bookman Old Style"/>
+        </w:rPr>
+        <w:t>.</w:t>
+      </w:r>
+      <w:r>
+        <w:rPr>
+          <w:rFonts w:ascii="Bookman Old Style" w:hAnsi="Bookman Old Style"/>
+        </w:rPr>
+        <w:tab/>
+      </w:r>
+      <w:r>
+        <w:rPr>
+          <w:rFonts w:ascii="Bookman Old Style" w:hAnsi="Bookman Old Style"/>
+        </w:rPr>
+        <w:tab/>
+      </w:r>
+      <w:r>
+        <w:rPr>
+          <w:rFonts w:ascii="Bookman Old Style" w:hAnsi="Bookman Old Style"/>
+        </w:rPr>
+        <w:tab/>
+      </w:r>
+      <w:r>
+        <w:rPr>
+          <w:rFonts w:ascii="Bookman Old Style" w:hAnsi="Bookman Old Style"/>
+        </w:rPr>
+        <w:tab/>
+      </w:r>
+      <w:r>
+        <w:rPr>
+          <w:rFonts w:ascii="Bookman Old Style" w:hAnsi="Bookman Old Style"/>
+        </w:rPr>
+        <w:tab/>
+      </w:r>
+      <w:r>
+        <w:rPr>
+          <w:rFonts w:ascii="Bookman Old Style" w:hAnsi="Bookman Old Style"/>
+        </w:rPr>
+        <w:tab/>
+      </w:r>
+      <w:r>
+        <w:rPr>
+          <w:rFonts w:ascii="Bookman Old Style" w:hAnsi="Bookman Old Style"/>
+        </w:rPr>
+        <w:tab/>
+      </w:r>
+      <w:r>
+        <w:rPr>
+          <w:rFonts w:ascii="Bookman Old Style" w:hAnsi="Bookman Old Style"/>
+        </w:rPr>
+        <w:tab/>
+      </w:r>
+      <w:r>
+        <w:rPr>
+          <w:rFonts w:ascii="Bookman Old Style" w:hAnsi="Bookman Old Style"/>
+        </w:rPr>
+        <w:tab/>
+      </w:r>
+      <w:r>
+        <w:rPr>
+          <w:rFonts w:ascii="Bookman Old Style" w:hAnsi="Bookman Old Style"/>
+        </w:rPr>
+        <w:tab/>
+      </w:r>
+      <w:r>
+        <w:rPr>
+          <w:rFonts w:ascii="Bookman Old Style" w:hAnsi="Bookman Old Style"/>
+        </w:rPr>
+        <w:tab/>
+      </w:r>
+      <w:r>
+        <w:rPr>
+          <w:rFonts w:ascii="Bookman Old Style" w:hAnsi="Bookman Old Style"/>
+        </w:rPr>
+        <w:tab/>
+        <w:t xml:space="preserve">          </w:t>
+      </w:r>
+      <w:r>
+        <w:rPr>
+          <w:rFonts w:ascii="Bookman Old Style" w:hAnsi="Bookman Old Style"/>
+        </w:rPr>
+        <w:t xml:space="preserve"> </w:t>
+      </w:r>
+      <w:r>
+        <w:rPr>
+          <w:rFonts w:ascii="Bookman Old Style" w:hAnsi="Bookman Old Style"/>
+        </w:rPr>
+        <w:t>{{</w:t>
       </w:r>
       <w:r>
         <w:rPr>
@@ -71,20 +181,60 @@
           <w:rFonts w:ascii="Bookman Old Style" w:hAnsi="Bookman Old Style"/>
           <w:b/>
         </w:rPr>
-        <w:tab/>
-      </w:r>
-      <w:r>
-        <w:rPr>
-          <w:rFonts w:ascii="Bookman Old Style" w:hAnsi="Bookman Old Style"/>
-        </w:rPr>
-        <w:tab/>
-        <w:tab/>
-        <w:tab/>
-        <w:tab/>
-        <w:tab/>
-        <w:tab/>
-        <w:tab/>
-        <w:tab/>
+        <w:t>}}</w:t>
+      </w:r>
+      <w:r>
+        <w:rPr>
+          <w:rFonts w:ascii="Bookman Old Style" w:hAnsi="Bookman Old Style"/>
+        </w:rPr>
+        <w:tab/>
+      </w:r>
+      <w:r>
+        <w:rPr>
+          <w:rFonts w:ascii="Bookman Old Style" w:hAnsi="Bookman Old Style"/>
+        </w:rPr>
+        <w:tab/>
+      </w:r>
+      <w:r>
+        <w:rPr>
+          <w:rFonts w:ascii="Bookman Old Style" w:hAnsi="Bookman Old Style"/>
+        </w:rPr>
+        <w:tab/>
+      </w:r>
+      <w:r>
+        <w:rPr>
+          <w:rFonts w:ascii="Bookman Old Style" w:hAnsi="Bookman Old Style"/>
+        </w:rPr>
+        <w:tab/>
+      </w:r>
+      <w:r>
+        <w:rPr>
+          <w:rFonts w:ascii="Bookman Old Style" w:hAnsi="Bookman Old Style"/>
+        </w:rPr>
+        <w:tab/>
+      </w:r>
+      <w:r>
+        <w:rPr>
+          <w:rFonts w:ascii="Bookman Old Style" w:hAnsi="Bookman Old Style"/>
+        </w:rPr>
+        <w:tab/>
+      </w:r>
+      <w:r>
+        <w:rPr>
+          <w:rFonts w:ascii="Bookman Old Style" w:hAnsi="Bookman Old Style"/>
+        </w:rPr>
+        <w:tab/>
+      </w:r>
+      <w:r>
+        <w:rPr>
+          <w:rFonts w:ascii="Bookman Old Style" w:hAnsi="Bookman Old Style"/>
+        </w:rPr>
+        <w:tab/>
+      </w:r>
+      <w:r>
+        <w:rPr>
+          <w:rFonts w:ascii="Bookman Old Style" w:hAnsi="Bookman Old Style"/>
+        </w:rPr>
         <w:tab/>
       </w:r>
     </w:p>
@@ -99,7 +249,17 @@
           <w:rFonts w:ascii="Bookman Old Style" w:hAnsi="Bookman Old Style"/>
         </w:rPr>
         <w:tab/>
-        <w:tab/>
+      </w:r>
+      <w:r>
+        <w:rPr>
+          <w:rFonts w:ascii="Bookman Old Style" w:hAnsi="Bookman Old Style"/>
+        </w:rPr>
+        <w:tab/>
+      </w:r>
+      <w:r>
+        <w:rPr>
+          <w:rFonts w:ascii="Bookman Old Style" w:hAnsi="Bookman Old Style"/>
+        </w:rPr>
         <w:tab/>
       </w:r>
     </w:p>
@@ -118,44 +278,55 @@
       <w:r>
         <w:rPr>
           <w:rFonts w:ascii="Bookman Old Style" w:hAnsi="Bookman Old Style"/>
+        </w:rPr>
+        <w:t xml:space="preserve">, </w:t>
+      </w:r>
+      <w:r>
+        <w:rPr>
+          <w:rFonts w:ascii="Bookman Old Style" w:hAnsi="Bookman Old Style"/>
+        </w:rPr>
+        <w:t>{{</w:t>
+      </w:r>
+      <w:r>
+        <w:rPr>
+          <w:rFonts w:ascii="Bookman Old Style" w:hAnsi="Bookman Old Style"/>
           <w:highlight w:val="yellow"/>
         </w:rPr>
-        <w:t xml:space="preserve">, </w:t>
+        <w:t>14</w:t>
       </w:r>
       <w:r>
         <w:rPr>
           <w:rFonts w:ascii="Bookman Old Style" w:hAnsi="Bookman Old Style"/>
           <w:highlight w:val="yellow"/>
         </w:rPr>
-        <w:t>14</w:t>
+        <w:t>/</w:t>
       </w:r>
       <w:r>
         <w:rPr>
           <w:rFonts w:ascii="Bookman Old Style" w:hAnsi="Bookman Old Style"/>
           <w:highlight w:val="yellow"/>
         </w:rPr>
-        <w:t>/</w:t>
+        <w:t>04</w:t>
       </w:r>
       <w:r>
         <w:rPr>
           <w:rFonts w:ascii="Bookman Old Style" w:hAnsi="Bookman Old Style"/>
           <w:highlight w:val="yellow"/>
         </w:rPr>
-        <w:t>04</w:t>
+        <w:t>/202</w:t>
       </w:r>
       <w:r>
         <w:rPr>
           <w:rFonts w:ascii="Bookman Old Style" w:hAnsi="Bookman Old Style"/>
           <w:highlight w:val="yellow"/>
         </w:rPr>
-        <w:t>/202</w:t>
-      </w:r>
-      <w:r>
-        <w:rPr>
-          <w:rFonts w:ascii="Bookman Old Style" w:hAnsi="Bookman Old Style"/>
-          <w:highlight w:val="yellow"/>
-        </w:rPr>
         <w:t>6</w:t>
+      </w:r>
+      <w:r>
+        <w:rPr>
+          <w:rFonts w:ascii="Bookman Old Style" w:hAnsi="Bookman Old Style"/>
+        </w:rPr>
+        <w:t>}}</w:t>
       </w:r>
     </w:p>
     <w:p>
@@ -199,6 +370,12 @@
       <w:r>
         <w:rPr>
           <w:rFonts w:ascii="Bookman Old Style" w:hAnsi="Bookman Old Style"/>
+        </w:rPr>
+        <w:t>{{</w:t>
+      </w:r>
+      <w:r>
+        <w:rPr>
+          <w:rFonts w:ascii="Bookman Old Style" w:hAnsi="Bookman Old Style"/>
           <w:highlight w:val="yellow"/>
         </w:rPr>
         <w:t>06 dicembre 2021, sino a tutto il 31 dicembre 202</w:t>
@@ -214,7 +391,27 @@
         <w:rPr>
           <w:rFonts w:ascii="Bookman Old Style" w:hAnsi="Bookman Old Style"/>
         </w:rPr>
-        <w:t>, ai sensi e per gli effetti di cui agli articoli 19 e seguenti del D.Lgs. n. 81/2015, come modificato dall’articolo 1, DL n. 87/2018.</w:t>
+        <w:t>}}</w:t>
+      </w:r>
+      <w:r>
+        <w:rPr>
+          <w:rFonts w:ascii="Bookman Old Style" w:hAnsi="Bookman Old Style"/>
+        </w:rPr>
+        <w:t xml:space="preserve">, ai sensi e per gli effetti di cui agli articoli 19 e seguenti del </w:t>
+      </w:r>
+      <w:proofErr w:type="spellStart"/>
+      <w:r>
+        <w:rPr>
+          <w:rFonts w:ascii="Bookman Old Style" w:hAnsi="Bookman Old Style"/>
+        </w:rPr>
+        <w:t>D.Lgs.</w:t>
+      </w:r>
+      <w:proofErr w:type="spellEnd"/>
+      <w:r>
+        <w:rPr>
+          <w:rFonts w:ascii="Bookman Old Style" w:hAnsi="Bookman Old Style"/>
+        </w:rPr>
+        <w:t xml:space="preserve"> n. 81/2015, come modificato dall’articolo 1, DL n. 87/2018.</w:t>
       </w:r>
     </w:p>
     <w:p>
@@ -346,7 +543,7 @@
           <w:rFonts w:ascii="Bookman Old Style" w:hAnsi="Bookman Old Style"/>
           <w:noProof/>
         </w:rPr>
-        <w:pict>
+        <w:pict w14:anchorId="37FC6275">
           <v:shapetype id="_x0000_t75" coordsize="21600,21600" o:spt="75" o:preferrelative="t" path="m@4@5l@4@11@9@11@9@5xe" filled="f" stroked="f">
             <v:stroke joinstyle="miter"/>
             <v:formulas>
@@ -366,9 +563,8 @@
             <v:path o:extrusionok="f" gradientshapeok="t" o:connecttype="rect"/>
             <o:lock v:ext="edit" aspectratio="t"/>
           </v:shapetype>
-          <v:shape id="image3.jpeg" o:spid="_x0000_s1025" type="#_x0000_t75" style="width:186pt;height:89.25pt;margin-top:7.9pt;margin-left:266.4pt;mso-wrap-distance-left:0;mso-wrap-distance-right:0;position:absolute;visibility:visible;z-index:-251658240" filled="f" stroked="f">
-            <v:imagedata r:id="rId4" o:title=""/>
-            <o:lock v:ext="edit" aspectratio="t"/>
+          <v:shape id="image3.jpeg" o:spid="_x0000_s2050" type="#_x0000_t75" style="position:absolute;left:0;text-align:left;margin-left:266.4pt;margin-top:7.9pt;width:186pt;height:89.25pt;z-index:-251658752;visibility:visible;mso-wrap-distance-left:0;mso-wrap-distance-right:0">
+            <v:imagedata r:id="rId7" o:title=""/>
           </v:shape>
         </w:pict>
       </w:r>
@@ -377,21 +573,55 @@
           <w:rFonts w:ascii="Bookman Old Style" w:hAnsi="Bookman Old Style"/>
         </w:rPr>
         <w:tab/>
-        <w:tab/>
-        <w:tab/>
-        <w:tab/>
-        <w:tab/>
-        <w:tab/>
-        <w:tab/>
-        <w:tab/>
-        <w:tab/>
-        <w:t xml:space="preserve">                      </w:t>
-      </w:r>
-      <w:r>
-        <w:rPr>
-          <w:rFonts w:ascii="Bookman Old Style" w:hAnsi="Bookman Old Style"/>
-        </w:rPr>
-        <w:t xml:space="preserve">                                                         </w:t>
+      </w:r>
+      <w:r>
+        <w:rPr>
+          <w:rFonts w:ascii="Bookman Old Style" w:hAnsi="Bookman Old Style"/>
+        </w:rPr>
+        <w:tab/>
+      </w:r>
+      <w:r>
+        <w:rPr>
+          <w:rFonts w:ascii="Bookman Old Style" w:hAnsi="Bookman Old Style"/>
+        </w:rPr>
+        <w:tab/>
+      </w:r>
+      <w:r>
+        <w:rPr>
+          <w:rFonts w:ascii="Bookman Old Style" w:hAnsi="Bookman Old Style"/>
+        </w:rPr>
+        <w:tab/>
+      </w:r>
+      <w:r>
+        <w:rPr>
+          <w:rFonts w:ascii="Bookman Old Style" w:hAnsi="Bookman Old Style"/>
+        </w:rPr>
+        <w:tab/>
+      </w:r>
+      <w:r>
+        <w:rPr>
+          <w:rFonts w:ascii="Bookman Old Style" w:hAnsi="Bookman Old Style"/>
+        </w:rPr>
+        <w:tab/>
+      </w:r>
+      <w:r>
+        <w:rPr>
+          <w:rFonts w:ascii="Bookman Old Style" w:hAnsi="Bookman Old Style"/>
+        </w:rPr>
+        <w:tab/>
+      </w:r>
+      <w:r>
+        <w:rPr>
+          <w:rFonts w:ascii="Bookman Old Style" w:hAnsi="Bookman Old Style"/>
+        </w:rPr>
+        <w:tab/>
+      </w:r>
+      <w:r>
+        <w:rPr>
+          <w:rFonts w:ascii="Bookman Old Style" w:hAnsi="Bookman Old Style"/>
+        </w:rPr>
+        <w:tab/>
+        <w:t xml:space="preserve">                                                                               </w:t>
       </w:r>
     </w:p>
     <w:p>
@@ -416,6 +646,12 @@
       <w:r>
         <w:rPr>
           <w:rFonts w:ascii="Bookman Old Style" w:hAnsi="Bookman Old Style"/>
+        </w:rPr>
+        <w:t>{{</w:t>
+      </w:r>
+      <w:r>
+        <w:rPr>
+          <w:rFonts w:ascii="Bookman Old Style" w:hAnsi="Bookman Old Style"/>
           <w:highlight w:val="yellow"/>
         </w:rPr>
         <w:t>MARIO ROSSI</w:t>
@@ -424,10 +660,36 @@
         <w:rPr>
           <w:rFonts w:ascii="Bookman Old Style" w:hAnsi="Bookman Old Style"/>
         </w:rPr>
-        <w:tab/>
-        <w:tab/>
-        <w:tab/>
-        <w:tab/>
+        <w:t>}}</w:t>
+      </w:r>
+      <w:r>
+        <w:rPr>
+          <w:rFonts w:ascii="Bookman Old Style" w:hAnsi="Bookman Old Style"/>
+        </w:rPr>
+        <w:tab/>
+      </w:r>
+      <w:r>
+        <w:rPr>
+          <w:rFonts w:ascii="Bookman Old Style" w:hAnsi="Bookman Old Style"/>
+        </w:rPr>
+        <w:tab/>
+      </w:r>
+      <w:r>
+        <w:rPr>
+          <w:rFonts w:ascii="Bookman Old Style" w:hAnsi="Bookman Old Style"/>
+        </w:rPr>
+        <w:tab/>
+      </w:r>
+      <w:r>
+        <w:rPr>
+          <w:rFonts w:ascii="Bookman Old Style" w:hAnsi="Bookman Old Style"/>
+        </w:rPr>
+        <w:tab/>
+      </w:r>
+      <w:r>
+        <w:rPr>
+          <w:rFonts w:ascii="Bookman Old Style" w:hAnsi="Bookman Old Style"/>
+        </w:rPr>
         <w:tab/>
       </w:r>
       <w:r>
@@ -446,10 +708,10 @@
     </w:p>
     <w:p/>
     <w:sectPr>
-      <w:headerReference w:type="default" r:id="rId5"/>
-      <w:footerReference w:type="default" r:id="rId6"/>
-      <w:headerReference w:type="first" r:id="rId7"/>
-      <w:footerReference w:type="first" r:id="rId8"/>
+      <w:headerReference w:type="default" r:id="rId8"/>
+      <w:footerReference w:type="default" r:id="rId9"/>
+      <w:headerReference w:type="first" r:id="rId10"/>
+      <w:footerReference w:type="first" r:id="rId11"/>
       <w:pgSz w:w="11906" w:h="16838"/>
       <w:pgMar w:top="851" w:right="794" w:bottom="1418" w:left="795" w:header="709" w:footer="182" w:gutter="0"/>
       <w:cols w:space="720"/>
@@ -459,11 +721,30 @@
 </w:document>
 </file>
 
+<file path=word/endnotes.xml><?xml version="1.0" encoding="utf-8"?>
+<w:endnotes xmlns:wpc="http://schemas.microsoft.com/office/word/2010/wordprocessingCanvas" xmlns:cx="http://schemas.microsoft.com/office/drawing/2014/chartex" xmlns:cx1="http://schemas.microsoft.com/office/drawing/2015/9/8/chartex" xmlns:cx2="http://schemas.microsoft.com/office/drawing/2015/10/21/chartex" xmlns:cx3="http://schemas.microsoft.com/office/drawing/2016/5/9/chartex" xmlns:cx4="http://schemas.microsoft.com/office/drawing/2016/5/10/chartex" xmlns:cx5="http://schemas.microsoft.com/office/drawing/2016/5/11/chartex" xmlns:cx6="http://schemas.microsoft.com/office/drawing/2016/5/12/chartex" xmlns:cx7="http://schemas.microsoft.com/office/drawing/2016/5/13/chartex" xmlns:cx8="http://schemas.microsoft.com/office/drawing/2016/5/14/chartex" xmlns:mc="http://schemas.openxmlformats.org/markup-compatibility/2006" xmlns:aink="http://schemas.microsoft.com/office/drawing/2016/ink" xmlns:am3d="http://schemas.microsoft.com/office/drawing/2017/model3d" xmlns:o="urn:schemas-microsoft-com:office:office" xmlns:oel="http://schemas.microsoft.com/office/2019/extlst" xmlns:r="http://schemas.openxmlformats.org/officeDocument/2006/relationships" xmlns:m="http://schemas.openxmlformats.org/officeDocument/2006/math" xmlns:v="urn:schemas-microsoft-com:vml" xmlns:wp14="http://schemas.microsoft.com/office/word/2010/wordprocessingDrawing" xmlns:wp="http://schemas.openxmlformats.org/drawingml/2006/wordprocessingDrawing" xmlns:w10="urn:schemas-microsoft-com:office:word" xmlns:w="http://schemas.openxmlformats.org/wordprocessingml/2006/main" xmlns:w14="http://schemas.microsoft.com/office/word/2010/wordml" xmlns:w15="http://schemas.microsoft.com/office/word/2012/wordml" xmlns:w16cex="http://schemas.microsoft.com/office/word/2018/wordml/cex" xmlns:w16cid="http://schemas.microsoft.com/office/word/2016/wordml/cid" xmlns:w16="http://schemas.microsoft.com/office/word/2018/wordml" xmlns:w16du="http://schemas.microsoft.com/office/word/2023/wordml/word16du" xmlns:w16sdtdh="http://schemas.microsoft.com/office/word/2020/wordml/sdtdatahash" xmlns:w16sdtfl="http://schemas.microsoft.com/office/word/2024/wordml/sdtformatlock" xmlns:w16se="http://schemas.microsoft.com/office/word/2015/wordml/symex" xmlns:wpg="http://schemas.microsoft.com/office/word/2010/wordprocessingGroup" xmlns:wpi="http://schemas.microsoft.com/office/word/2010/wordprocessingInk" xmlns:wne="http://schemas.microsoft.com/office/word/2006/wordml" xmlns:wps="http://schemas.microsoft.com/office/word/2010/wordprocessingShape" mc:Ignorable="w14 w15 w16se w16cid w16 w16cex w16sdtdh w16sdtfl w16du wp14">
+  <w:endnote w:type="separator" w:id="-1">
+    <w:p>
+      <w:r>
+        <w:separator/>
+      </w:r>
+    </w:p>
+  </w:endnote>
+  <w:endnote w:type="continuationSeparator" w:id="0">
+    <w:p>
+      <w:r>
+        <w:continuationSeparator/>
+      </w:r>
+    </w:p>
+  </w:endnote>
+</w:endnotes>
+</file>
+
 <file path=word/footer1.xml><?xml version="1.0" encoding="utf-8"?>
-<w:ftr xmlns:ve="http://schemas.openxmlformats.org/markup-compatibility/2006" xmlns:o="urn:schemas-microsoft-com:office:office" xmlns:r="http://schemas.openxmlformats.org/officeDocument/2006/relationships" xmlns:m="http://schemas.openxmlformats.org/officeDocument/2006/math" xmlns:v="urn:schemas-microsoft-com:vml" xmlns:wp="http://schemas.openxmlformats.org/drawingml/2006/wordprocessingDrawing" xmlns:w10="urn:schemas-microsoft-com:office:word" xmlns:w="http://schemas.openxmlformats.org/wordprocessingml/2006/main" xmlns:wne="http://schemas.microsoft.com/office/word/2006/wordml">
+<w:ftr xmlns:wpc="http://schemas.microsoft.com/office/word/2010/wordprocessingCanvas" xmlns:cx="http://schemas.microsoft.com/office/drawing/2014/chartex" xmlns:cx1="http://schemas.microsoft.com/office/drawing/2015/9/8/chartex" xmlns:cx2="http://schemas.microsoft.com/office/drawing/2015/10/21/chartex" xmlns:cx3="http://schemas.microsoft.com/office/drawing/2016/5/9/chartex" xmlns:cx4="http://schemas.microsoft.com/office/drawing/2016/5/10/chartex" xmlns:cx5="http://schemas.microsoft.com/office/drawing/2016/5/11/chartex" xmlns:cx6="http://schemas.microsoft.com/office/drawing/2016/5/12/chartex" xmlns:cx7="http://schemas.microsoft.com/office/drawing/2016/5/13/chartex" xmlns:cx8="http://schemas.microsoft.com/office/drawing/2016/5/14/chartex" xmlns:mc="http://schemas.openxmlformats.org/markup-compatibility/2006" xmlns:aink="http://schemas.microsoft.com/office/drawing/2016/ink" xmlns:am3d="http://schemas.microsoft.com/office/drawing/2017/model3d" xmlns:o="urn:schemas-microsoft-com:office:office" xmlns:oel="http://schemas.microsoft.com/office/2019/extlst" xmlns:r="http://schemas.openxmlformats.org/officeDocument/2006/relationships" xmlns:m="http://schemas.openxmlformats.org/officeDocument/2006/math" xmlns:v="urn:schemas-microsoft-com:vml" xmlns:wp14="http://schemas.microsoft.com/office/word/2010/wordprocessingDrawing" xmlns:wp="http://schemas.openxmlformats.org/drawingml/2006/wordprocessingDrawing" xmlns:w10="urn:schemas-microsoft-com:office:word" xmlns:w="http://schemas.openxmlformats.org/wordprocessingml/2006/main" xmlns:w14="http://schemas.microsoft.com/office/word/2010/wordml" xmlns:w15="http://schemas.microsoft.com/office/word/2012/wordml" xmlns:w16cex="http://schemas.microsoft.com/office/word/2018/wordml/cex" xmlns:w16cid="http://schemas.microsoft.com/office/word/2016/wordml/cid" xmlns:w16="http://schemas.microsoft.com/office/word/2018/wordml" xmlns:w16du="http://schemas.microsoft.com/office/word/2023/wordml/word16du" xmlns:w16sdtdh="http://schemas.microsoft.com/office/word/2020/wordml/sdtdatahash" xmlns:w16sdtfl="http://schemas.microsoft.com/office/word/2024/wordml/sdtformatlock" xmlns:w16se="http://schemas.microsoft.com/office/word/2015/wordml/symex" xmlns:wpg="http://schemas.microsoft.com/office/word/2010/wordprocessingGroup" xmlns:wpi="http://schemas.microsoft.com/office/word/2010/wordprocessingInk" xmlns:wne="http://schemas.microsoft.com/office/word/2006/wordml" xmlns:wps="http://schemas.microsoft.com/office/word/2010/wordprocessingShape" mc:Ignorable="w14 w15 w16se w16cid w16 w16cex w16sdtdh w16sdtfl w16du wp14">
   <w:p>
     <w:pPr>
-      <w:pStyle w:val="Footer"/>
+      <w:pStyle w:val="Pidipagina"/>
       <w:jc w:val="center"/>
       <w:rPr>
         <w:color w:val="808080"/>
@@ -472,20 +753,19 @@
       </w:rPr>
     </w:pPr>
     <w:r>
-      <w:pict>
-        <v:line id="Forma2" o:spid="_x0000_s2051" style="position:absolute;z-index:-251658240" from="13.05pt,6.05pt" to="479.55pt,6.05pt" o:allowincell="f" stroked="t" strokecolor="blue" strokeweight="0.74pt">
-          <v:stroke joinstyle="miter" color2="yellow"/>
+      <w:pict w14:anchorId="19164F88">
+        <v:line id="Forma2" o:spid="_x0000_s1027" style="position:absolute;left:0;text-align:left;z-index:-251658752" from="13.05pt,6.05pt" to="479.55pt,6.05pt" o:allowincell="f" strokecolor="blue" strokeweight=".74pt">
+          <v:stroke color2="yellow" joinstyle="miter"/>
         </v:line>
       </w:pict>
     </w:r>
   </w:p>
   <w:tbl>
     <w:tblPr>
-      <w:tblStyle w:val="TableNormal"/>
       <w:tblW w:w="0" w:type="auto"/>
       <w:jc w:val="center"/>
       <w:tblLayout w:type="fixed"/>
-      <w:tblLook w:val="0000"/>
+      <w:tblLook w:val="0000" w:firstRow="0" w:lastRow="0" w:firstColumn="0" w:lastColumn="0" w:noHBand="0" w:noVBand="0"/>
     </w:tblPr>
     <w:tblGrid>
       <w:gridCol w:w="2253"/>
@@ -495,18 +775,16 @@
       <w:gridCol w:w="2554"/>
     </w:tblGrid>
     <w:tr>
-      <w:tblPrEx>
-        <w:tblW w:w="0" w:type="auto"/>
-        <w:tblLayout w:type="fixed"/>
-        <w:tblLook w:val="0000"/>
-      </w:tblPrEx>
+      <w:trPr>
+        <w:jc w:val="center"/>
+      </w:trPr>
       <w:tc>
         <w:tcPr>
           <w:tcW w:w="2253" w:type="dxa"/>
         </w:tcPr>
         <w:p>
           <w:pPr>
-            <w:pStyle w:val="Footer"/>
+            <w:pStyle w:val="Pidipagina"/>
             <w:snapToGrid w:val="0"/>
             <w:ind w:right="701"/>
             <w:rPr>
@@ -516,7 +794,7 @@
         </w:p>
         <w:p>
           <w:pPr>
-            <w:pStyle w:val="Footer"/>
+            <w:pStyle w:val="Pidipagina"/>
             <w:rPr>
               <w:rFonts w:cs="Arial"/>
               <w:b/>
@@ -530,7 +808,7 @@
         </w:p>
         <w:p>
           <w:pPr>
-            <w:pStyle w:val="Footer"/>
+            <w:pStyle w:val="Pidipagina"/>
             <w:rPr>
               <w:rFonts w:cs="Arial"/>
               <w:b/>
@@ -544,7 +822,7 @@
         </w:p>
         <w:p>
           <w:pPr>
-            <w:pStyle w:val="Footer"/>
+            <w:pStyle w:val="Pidipagina"/>
             <w:rPr>
               <w:rFonts w:cs="Arial"/>
               <w:b/>
@@ -558,7 +836,7 @@
         </w:p>
         <w:p>
           <w:pPr>
-            <w:pStyle w:val="Footer"/>
+            <w:pStyle w:val="Pidipagina"/>
             <w:rPr>
               <w:rFonts w:cs="Arial"/>
               <w:b/>
@@ -579,12 +857,38 @@
               <w:szCs w:val="14"/>
               <w:lang w:val="en-GB"/>
             </w:rPr>
-            <w:t xml:space="preserve">HQ Engineering S.r.l. </w:t>
+            <w:t xml:space="preserve">HQ Engineering </w:t>
+          </w:r>
+          <w:proofErr w:type="spellStart"/>
+          <w:r>
+            <w:rPr>
+              <w:rFonts w:cs="Arial"/>
+              <w:b/>
+              <w:smallCaps/>
+              <w:color w:val="365F91"/>
+              <w:sz w:val="18"/>
+              <w:szCs w:val="14"/>
+              <w:lang w:val="en-GB"/>
+            </w:rPr>
+            <w:t>S.r.l</w:t>
+          </w:r>
+          <w:proofErr w:type="spellEnd"/>
+          <w:r>
+            <w:rPr>
+              <w:rFonts w:cs="Arial"/>
+              <w:b/>
+              <w:smallCaps/>
+              <w:color w:val="365F91"/>
+              <w:sz w:val="18"/>
+              <w:szCs w:val="14"/>
+              <w:lang w:val="en-GB"/>
+            </w:rPr>
+            <w:t xml:space="preserve">. </w:t>
           </w:r>
         </w:p>
         <w:p>
           <w:pPr>
-            <w:pStyle w:val="Footer"/>
+            <w:pStyle w:val="Pidipagina"/>
             <w:ind w:right="701"/>
             <w:rPr>
               <w:rFonts w:cs="Arial"/>
@@ -604,7 +908,7 @@
         </w:tcPr>
         <w:p>
           <w:pPr>
-            <w:pStyle w:val="Footer"/>
+            <w:pStyle w:val="Pidipagina"/>
             <w:snapToGrid w:val="0"/>
             <w:rPr>
               <w:rFonts w:cs="Arial"/>
@@ -619,7 +923,7 @@
         </w:p>
         <w:p>
           <w:pPr>
-            <w:pStyle w:val="Footer"/>
+            <w:pStyle w:val="Pidipagina"/>
             <w:rPr>
               <w:rFonts w:cs="Arial"/>
               <w:b/>
@@ -633,7 +937,7 @@
         </w:p>
         <w:p>
           <w:pPr>
-            <w:pStyle w:val="Footer"/>
+            <w:pStyle w:val="Pidipagina"/>
             <w:rPr>
               <w:rFonts w:cs="Arial"/>
               <w:b/>
@@ -647,7 +951,7 @@
         </w:p>
         <w:p>
           <w:pPr>
-            <w:pStyle w:val="Footer"/>
+            <w:pStyle w:val="Pidipagina"/>
             <w:rPr>
               <w:rFonts w:cs="Arial"/>
               <w:b/>
@@ -661,7 +965,7 @@
         </w:p>
         <w:p>
           <w:pPr>
-            <w:pStyle w:val="Footer"/>
+            <w:pStyle w:val="Pidipagina"/>
             <w:rPr>
               <w:rFonts w:cs="Arial"/>
               <w:smallCaps/>
@@ -683,7 +987,7 @@
         </w:p>
         <w:p>
           <w:pPr>
-            <w:pStyle w:val="Footer"/>
+            <w:pStyle w:val="Pidipagina"/>
             <w:rPr>
               <w:rFonts w:cs="Arial"/>
               <w:smallCaps/>
@@ -705,7 +1009,7 @@
         </w:p>
         <w:p>
           <w:pPr>
-            <w:pStyle w:val="Footer"/>
+            <w:pStyle w:val="Pidipagina"/>
           </w:pPr>
           <w:r>
             <w:rPr>
@@ -715,8 +1019,42 @@
               <w:sz w:val="14"/>
               <w:szCs w:val="14"/>
             </w:rPr>
-            <w:t>10.000 €  i.v.</w:t>
+            <w:t xml:space="preserve">10.000 </w:t>
           </w:r>
+          <w:proofErr w:type="gramStart"/>
+          <w:r>
+            <w:rPr>
+              <w:rFonts w:cs="Arial"/>
+              <w:smallCaps/>
+              <w:color w:val="365F91"/>
+              <w:sz w:val="14"/>
+              <w:szCs w:val="14"/>
+            </w:rPr>
+            <w:t xml:space="preserve">€  </w:t>
+          </w:r>
+          <w:proofErr w:type="spellStart"/>
+          <w:r>
+            <w:rPr>
+              <w:rFonts w:cs="Arial"/>
+              <w:smallCaps/>
+              <w:color w:val="365F91"/>
+              <w:sz w:val="14"/>
+              <w:szCs w:val="14"/>
+            </w:rPr>
+            <w:t>i.v</w:t>
+          </w:r>
+          <w:proofErr w:type="spellEnd"/>
+          <w:r>
+            <w:rPr>
+              <w:rFonts w:cs="Arial"/>
+              <w:smallCaps/>
+              <w:color w:val="365F91"/>
+              <w:sz w:val="14"/>
+              <w:szCs w:val="14"/>
+            </w:rPr>
+            <w:t>.</w:t>
+          </w:r>
+          <w:proofErr w:type="gramEnd"/>
         </w:p>
       </w:tc>
       <w:tc>
@@ -725,7 +1063,7 @@
         </w:tcPr>
         <w:p>
           <w:pPr>
-            <w:pStyle w:val="Footer"/>
+            <w:pStyle w:val="Pidipagina"/>
             <w:snapToGrid w:val="0"/>
             <w:rPr>
               <w:rFonts w:cs="Arial"/>
@@ -739,7 +1077,7 @@
         </w:p>
         <w:p>
           <w:pPr>
-            <w:pStyle w:val="Footer"/>
+            <w:pStyle w:val="Pidipagina"/>
             <w:ind w:right="204"/>
             <w:rPr>
               <w:rFonts w:cs="Arial"/>
@@ -753,7 +1091,7 @@
         </w:p>
         <w:p>
           <w:pPr>
-            <w:pStyle w:val="Footer"/>
+            <w:pStyle w:val="Pidipagina"/>
             <w:ind w:right="204"/>
             <w:rPr>
               <w:rFonts w:cs="Arial"/>
@@ -767,7 +1105,7 @@
         </w:p>
         <w:p>
           <w:pPr>
-            <w:pStyle w:val="Footer"/>
+            <w:pStyle w:val="Pidipagina"/>
             <w:ind w:right="204"/>
             <w:rPr>
               <w:rFonts w:cs="Arial"/>
@@ -781,7 +1119,7 @@
         </w:p>
         <w:p>
           <w:pPr>
-            <w:pStyle w:val="Footer"/>
+            <w:pStyle w:val="Pidipagina"/>
             <w:ind w:right="204"/>
             <w:rPr>
               <w:rFonts w:cs="Arial"/>
@@ -804,7 +1142,7 @@
         </w:p>
         <w:p>
           <w:pPr>
-            <w:pStyle w:val="Footer"/>
+            <w:pStyle w:val="Pidipagina"/>
             <w:ind w:right="204"/>
             <w:rPr>
               <w:rFonts w:cs="Arial"/>
@@ -827,7 +1165,7 @@
         </w:p>
         <w:p>
           <w:pPr>
-            <w:pStyle w:val="Footer"/>
+            <w:pStyle w:val="Pidipagina"/>
             <w:rPr>
               <w:rFonts w:cs="Arial"/>
               <w:smallCaps/>
@@ -849,8 +1187,9 @@
         </w:p>
         <w:p>
           <w:pPr>
-            <w:pStyle w:val="Footer"/>
+            <w:pStyle w:val="Pidipagina"/>
           </w:pPr>
+          <w:proofErr w:type="gramStart"/>
           <w:r>
             <w:rPr>
               <w:rFonts w:cs="Arial"/>
@@ -861,6 +1200,7 @@
             </w:rPr>
             <w:t>20157  Milano</w:t>
           </w:r>
+          <w:proofErr w:type="gramEnd"/>
         </w:p>
       </w:tc>
       <w:tc>
@@ -869,7 +1209,7 @@
         </w:tcPr>
         <w:p>
           <w:pPr>
-            <w:pStyle w:val="Footer"/>
+            <w:pStyle w:val="Pidipagina"/>
             <w:snapToGrid w:val="0"/>
             <w:ind w:right="204"/>
             <w:rPr>
@@ -884,7 +1224,7 @@
         </w:p>
         <w:p>
           <w:pPr>
-            <w:pStyle w:val="Footer"/>
+            <w:pStyle w:val="Pidipagina"/>
             <w:rPr>
               <w:rFonts w:cs="Arial"/>
               <w:smallCaps/>
@@ -897,7 +1237,7 @@
         </w:p>
         <w:p>
           <w:pPr>
-            <w:pStyle w:val="Footer"/>
+            <w:pStyle w:val="Pidipagina"/>
             <w:rPr>
               <w:rFonts w:cs="Arial"/>
               <w:smallCaps/>
@@ -910,7 +1250,7 @@
         </w:p>
         <w:p>
           <w:pPr>
-            <w:pStyle w:val="Footer"/>
+            <w:pStyle w:val="Pidipagina"/>
             <w:rPr>
               <w:rFonts w:cs="Arial"/>
               <w:smallCaps/>
@@ -923,7 +1263,7 @@
         </w:p>
         <w:p>
           <w:pPr>
-            <w:pStyle w:val="Footer"/>
+            <w:pStyle w:val="Pidipagina"/>
             <w:rPr>
               <w:rFonts w:cs="Arial"/>
               <w:smallCaps/>
@@ -947,7 +1287,7 @@
         </w:p>
         <w:p>
           <w:pPr>
-            <w:pStyle w:val="Footer"/>
+            <w:pStyle w:val="Pidipagina"/>
             <w:rPr>
               <w:rFonts w:cs="Arial"/>
               <w:b/>
@@ -971,7 +1311,7 @@
         </w:p>
         <w:p>
           <w:pPr>
-            <w:pStyle w:val="Footer"/>
+            <w:pStyle w:val="Pidipagina"/>
             <w:rPr>
               <w:lang w:val="es-ES"/>
             </w:rPr>
@@ -995,7 +1335,7 @@
         </w:tcPr>
         <w:p>
           <w:pPr>
-            <w:pStyle w:val="Footer"/>
+            <w:pStyle w:val="Pidipagina"/>
             <w:ind w:right="701"/>
             <w:rPr>
               <w:sz w:val="10"/>
@@ -1012,7 +1352,7 @@
               <w:szCs w:val="14"/>
               <w:lang w:val="en-US" w:eastAsia="x-none"/>
             </w:rPr>
-            <w:pict>
+            <w:pict w14:anchorId="07F5C21E">
               <v:shapetype id="_x0000_t75" coordsize="21600,21600" o:spt="75" o:preferrelative="t" path="m@4@5l@4@11@9@11@9@5xe" filled="f" stroked="f">
                 <v:stroke joinstyle="miter"/>
                 <v:formulas>
@@ -1032,7 +1372,7 @@
                 <v:path o:extrusionok="f" gradientshapeok="t" o:connecttype="rect"/>
                 <o:lock v:ext="edit" aspectratio="t"/>
               </v:shapetype>
-              <v:shape id="_x0000_i2052" type="#_x0000_t75" style="width:127.25pt;height:66.2pt" filled="t" stroked="f">
+              <v:shape id="_x0000_i1025" type="#_x0000_t75" style="width:127.5pt;height:66pt" filled="t">
                 <v:fill color2="black"/>
                 <v:imagedata r:id="rId1" o:title="" croptop="-13f" cropbottom="-13f" cropleft="-7f" cropright="-7f"/>
               </v:shape>
@@ -1051,7 +1391,7 @@
         </w:p>
         <w:p>
           <w:pPr>
-            <w:pStyle w:val="Footer"/>
+            <w:pStyle w:val="Pidipagina"/>
             <w:rPr>
               <w:rFonts w:cs="Arial"/>
               <w:smallCaps/>
@@ -1067,7 +1407,7 @@
   </w:tbl>
   <w:p>
     <w:pPr>
-      <w:pStyle w:val="Footer"/>
+      <w:pStyle w:val="Pidipagina"/>
       <w:rPr>
         <w:lang w:val="en-GB"/>
       </w:rPr>
@@ -1077,13 +1417,32 @@
 </file>
 
 <file path=word/footer2.xml><?xml version="1.0" encoding="utf-8"?>
-<w:ftr xmlns:ve="http://schemas.openxmlformats.org/markup-compatibility/2006" xmlns:o="urn:schemas-microsoft-com:office:office" xmlns:r="http://schemas.openxmlformats.org/officeDocument/2006/relationships" xmlns:m="http://schemas.openxmlformats.org/officeDocument/2006/math" xmlns:v="urn:schemas-microsoft-com:vml" xmlns:wp="http://schemas.openxmlformats.org/drawingml/2006/wordprocessingDrawing" xmlns:w10="urn:schemas-microsoft-com:office:word" xmlns:w="http://schemas.openxmlformats.org/wordprocessingml/2006/main" xmlns:wne="http://schemas.microsoft.com/office/word/2006/wordml">
+<w:ftr xmlns:wpc="http://schemas.microsoft.com/office/word/2010/wordprocessingCanvas" xmlns:cx="http://schemas.microsoft.com/office/drawing/2014/chartex" xmlns:cx1="http://schemas.microsoft.com/office/drawing/2015/9/8/chartex" xmlns:cx2="http://schemas.microsoft.com/office/drawing/2015/10/21/chartex" xmlns:cx3="http://schemas.microsoft.com/office/drawing/2016/5/9/chartex" xmlns:cx4="http://schemas.microsoft.com/office/drawing/2016/5/10/chartex" xmlns:cx5="http://schemas.microsoft.com/office/drawing/2016/5/11/chartex" xmlns:cx6="http://schemas.microsoft.com/office/drawing/2016/5/12/chartex" xmlns:cx7="http://schemas.microsoft.com/office/drawing/2016/5/13/chartex" xmlns:cx8="http://schemas.microsoft.com/office/drawing/2016/5/14/chartex" xmlns:mc="http://schemas.openxmlformats.org/markup-compatibility/2006" xmlns:aink="http://schemas.microsoft.com/office/drawing/2016/ink" xmlns:am3d="http://schemas.microsoft.com/office/drawing/2017/model3d" xmlns:o="urn:schemas-microsoft-com:office:office" xmlns:oel="http://schemas.microsoft.com/office/2019/extlst" xmlns:r="http://schemas.openxmlformats.org/officeDocument/2006/relationships" xmlns:m="http://schemas.openxmlformats.org/officeDocument/2006/math" xmlns:v="urn:schemas-microsoft-com:vml" xmlns:wp14="http://schemas.microsoft.com/office/word/2010/wordprocessingDrawing" xmlns:wp="http://schemas.openxmlformats.org/drawingml/2006/wordprocessingDrawing" xmlns:w10="urn:schemas-microsoft-com:office:word" xmlns:w="http://schemas.openxmlformats.org/wordprocessingml/2006/main" xmlns:w14="http://schemas.microsoft.com/office/word/2010/wordml" xmlns:w15="http://schemas.microsoft.com/office/word/2012/wordml" xmlns:w16cex="http://schemas.microsoft.com/office/word/2018/wordml/cex" xmlns:w16cid="http://schemas.microsoft.com/office/word/2016/wordml/cid" xmlns:w16="http://schemas.microsoft.com/office/word/2018/wordml" xmlns:w16du="http://schemas.microsoft.com/office/word/2023/wordml/word16du" xmlns:w16sdtdh="http://schemas.microsoft.com/office/word/2020/wordml/sdtdatahash" xmlns:w16sdtfl="http://schemas.microsoft.com/office/word/2024/wordml/sdtformatlock" xmlns:w16se="http://schemas.microsoft.com/office/word/2015/wordml/symex" xmlns:wpg="http://schemas.microsoft.com/office/word/2010/wordprocessingGroup" xmlns:wpi="http://schemas.microsoft.com/office/word/2010/wordprocessingInk" xmlns:wne="http://schemas.microsoft.com/office/word/2006/wordml" xmlns:wps="http://schemas.microsoft.com/office/word/2010/wordprocessingShape" mc:Ignorable="w14 w15 w16se w16cid w16 w16cex w16sdtdh w16sdtfl w16du wp14">
   <w:p/>
 </w:ftr>
 </file>
 
+<file path=word/footnotes.xml><?xml version="1.0" encoding="utf-8"?>
+<w:footnotes xmlns:wpc="http://schemas.microsoft.com/office/word/2010/wordprocessingCanvas" xmlns:cx="http://schemas.microsoft.com/office/drawing/2014/chartex" xmlns:cx1="http://schemas.microsoft.com/office/drawing/2015/9/8/chartex" xmlns:cx2="http://schemas.microsoft.com/office/drawing/2015/10/21/chartex" xmlns:cx3="http://schemas.microsoft.com/office/drawing/2016/5/9/chartex" xmlns:cx4="http://schemas.microsoft.com/office/drawing/2016/5/10/chartex" xmlns:cx5="http://schemas.microsoft.com/office/drawing/2016/5/11/chartex" xmlns:cx6="http://schemas.microsoft.com/office/drawing/2016/5/12/chartex" xmlns:cx7="http://schemas.microsoft.com/office/drawing/2016/5/13/chartex" xmlns:cx8="http://schemas.microsoft.com/office/drawing/2016/5/14/chartex" xmlns:mc="http://schemas.openxmlformats.org/markup-compatibility/2006" xmlns:aink="http://schemas.microsoft.com/office/drawing/2016/ink" xmlns:am3d="http://schemas.microsoft.com/office/drawing/2017/model3d" xmlns:o="urn:schemas-microsoft-com:office:office" xmlns:oel="http://schemas.microsoft.com/office/2019/extlst" xmlns:r="http://schemas.openxmlformats.org/officeDocument/2006/relationships" xmlns:m="http://schemas.openxmlformats.org/officeDocument/2006/math" xmlns:v="urn:schemas-microsoft-com:vml" xmlns:wp14="http://schemas.microsoft.com/office/word/2010/wordprocessingDrawing" xmlns:wp="http://schemas.openxmlformats.org/drawingml/2006/wordprocessingDrawing" xmlns:w10="urn:schemas-microsoft-com:office:word" xmlns:w="http://schemas.openxmlformats.org/wordprocessingml/2006/main" xmlns:w14="http://schemas.microsoft.com/office/word/2010/wordml" xmlns:w15="http://schemas.microsoft.com/office/word/2012/wordml" xmlns:w16cex="http://schemas.microsoft.com/office/word/2018/wordml/cex" xmlns:w16cid="http://schemas.microsoft.com/office/word/2016/wordml/cid" xmlns:w16="http://schemas.microsoft.com/office/word/2018/wordml" xmlns:w16du="http://schemas.microsoft.com/office/word/2023/wordml/word16du" xmlns:w16sdtdh="http://schemas.microsoft.com/office/word/2020/wordml/sdtdatahash" xmlns:w16sdtfl="http://schemas.microsoft.com/office/word/2024/wordml/sdtformatlock" xmlns:w16se="http://schemas.microsoft.com/office/word/2015/wordml/symex" xmlns:wpg="http://schemas.microsoft.com/office/word/2010/wordprocessingGroup" xmlns:wpi="http://schemas.microsoft.com/office/word/2010/wordprocessingInk" xmlns:wne="http://schemas.microsoft.com/office/word/2006/wordml" xmlns:wps="http://schemas.microsoft.com/office/word/2010/wordprocessingShape" mc:Ignorable="w14 w15 w16se w16cid w16 w16cex w16sdtdh w16sdtfl w16du wp14">
+  <w:footnote w:type="separator" w:id="-1">
+    <w:p>
+      <w:r>
+        <w:separator/>
+      </w:r>
+    </w:p>
+  </w:footnote>
+  <w:footnote w:type="continuationSeparator" w:id="0">
+    <w:p>
+      <w:r>
+        <w:continuationSeparator/>
+      </w:r>
+    </w:p>
+  </w:footnote>
+</w:footnotes>
+</file>
+
 <file path=word/header1.xml><?xml version="1.0" encoding="utf-8"?>
-<w:hdr xmlns:ve="http://schemas.openxmlformats.org/markup-compatibility/2006" xmlns:o="urn:schemas-microsoft-com:office:office" xmlns:r="http://schemas.openxmlformats.org/officeDocument/2006/relationships" xmlns:m="http://schemas.openxmlformats.org/officeDocument/2006/math" xmlns:v="urn:schemas-microsoft-com:vml" xmlns:wp="http://schemas.openxmlformats.org/drawingml/2006/wordprocessingDrawing" xmlns:w10="urn:schemas-microsoft-com:office:word" xmlns:w="http://schemas.openxmlformats.org/wordprocessingml/2006/main" xmlns:wne="http://schemas.microsoft.com/office/word/2006/wordml">
+<w:hdr xmlns:wpc="http://schemas.microsoft.com/office/word/2010/wordprocessingCanvas" xmlns:cx="http://schemas.microsoft.com/office/drawing/2014/chartex" xmlns:cx1="http://schemas.microsoft.com/office/drawing/2015/9/8/chartex" xmlns:cx2="http://schemas.microsoft.com/office/drawing/2015/10/21/chartex" xmlns:cx3="http://schemas.microsoft.com/office/drawing/2016/5/9/chartex" xmlns:cx4="http://schemas.microsoft.com/office/drawing/2016/5/10/chartex" xmlns:cx5="http://schemas.microsoft.com/office/drawing/2016/5/11/chartex" xmlns:cx6="http://schemas.microsoft.com/office/drawing/2016/5/12/chartex" xmlns:cx7="http://schemas.microsoft.com/office/drawing/2016/5/13/chartex" xmlns:cx8="http://schemas.microsoft.com/office/drawing/2016/5/14/chartex" xmlns:mc="http://schemas.openxmlformats.org/markup-compatibility/2006" xmlns:aink="http://schemas.microsoft.com/office/drawing/2016/ink" xmlns:am3d="http://schemas.microsoft.com/office/drawing/2017/model3d" xmlns:o="urn:schemas-microsoft-com:office:office" xmlns:oel="http://schemas.microsoft.com/office/2019/extlst" xmlns:r="http://schemas.openxmlformats.org/officeDocument/2006/relationships" xmlns:m="http://schemas.openxmlformats.org/officeDocument/2006/math" xmlns:v="urn:schemas-microsoft-com:vml" xmlns:wp14="http://schemas.microsoft.com/office/word/2010/wordprocessingDrawing" xmlns:wp="http://schemas.openxmlformats.org/drawingml/2006/wordprocessingDrawing" xmlns:w10="urn:schemas-microsoft-com:office:word" xmlns:w="http://schemas.openxmlformats.org/wordprocessingml/2006/main" xmlns:w14="http://schemas.microsoft.com/office/word/2010/wordml" xmlns:w15="http://schemas.microsoft.com/office/word/2012/wordml" xmlns:w16cex="http://schemas.microsoft.com/office/word/2018/wordml/cex" xmlns:w16cid="http://schemas.microsoft.com/office/word/2016/wordml/cid" xmlns:w16="http://schemas.microsoft.com/office/word/2018/wordml" xmlns:w16du="http://schemas.microsoft.com/office/word/2023/wordml/word16du" xmlns:w16sdtdh="http://schemas.microsoft.com/office/word/2020/wordml/sdtdatahash" xmlns:w16sdtfl="http://schemas.microsoft.com/office/word/2024/wordml/sdtformatlock" xmlns:w16se="http://schemas.microsoft.com/office/word/2015/wordml/symex" xmlns:wpg="http://schemas.microsoft.com/office/word/2010/wordprocessingGroup" xmlns:wpi="http://schemas.microsoft.com/office/word/2010/wordprocessingInk" xmlns:wne="http://schemas.microsoft.com/office/word/2006/wordml" xmlns:wps="http://schemas.microsoft.com/office/word/2010/wordprocessingShape" mc:Ignorable="w14 w15 w16se w16cid w16 w16cex w16sdtdh w16sdtfl w16du wp14">
   <w:p>
     <w:pPr>
       <w:jc w:val="right"/>
@@ -1092,7 +1451,7 @@
       </w:rPr>
     </w:pPr>
     <w:r>
-      <w:pict>
+      <w:pict w14:anchorId="6DD20EF5">
         <v:shapetype id="_x0000_t75" coordsize="21600,21600" o:spt="75" o:preferrelative="t" path="m@4@5l@4@11@9@11@9@5xe" filled="f" stroked="f">
           <v:stroke joinstyle="miter"/>
           <v:formulas>
@@ -1112,7 +1471,7 @@
           <v:path o:extrusionok="f" gradientshapeok="t" o:connecttype="rect"/>
           <o:lock v:ext="edit" aspectratio="t"/>
         </v:shapetype>
-        <v:shape id="_x0000_s2049" type="#_x0000_t75" style="width:158.25pt;height:36.65pt;margin-top:-8.45pt;margin-left:335.55pt;mso-wrap-distance-left:9.05pt;mso-wrap-distance-right:9.05pt;position:absolute;z-index:251659264" o:allowincell="f" filled="t" stroked="f">
+        <v:shape id="_x0000_s1025" type="#_x0000_t75" style="position:absolute;left:0;text-align:left;margin-left:335.55pt;margin-top:-8.45pt;width:158.25pt;height:36.65pt;z-index:251658752;mso-wrap-distance-left:9.05pt;mso-wrap-distance-right:9.05pt" o:allowincell="f" filled="t">
           <v:fill opacity="0" color2="black"/>
           <v:imagedata r:id="rId1" o:title="" croptop="-174f" cropbottom="-174f" cropleft="-40f" cropright="-40f"/>
         </v:shape>
@@ -1129,7 +1488,7 @@
   </w:p>
   <w:p>
     <w:pPr>
-      <w:pStyle w:val="Header"/>
+      <w:pStyle w:val="Intestazione"/>
       <w:jc w:val="center"/>
       <w:rPr>
         <w:color w:val="808080"/>
@@ -1137,9 +1496,9 @@
       </w:rPr>
     </w:pPr>
     <w:r>
-      <w:pict>
-        <v:line id="Forma1" o:spid="_x0000_s2050" style="position:absolute;z-index:-251658240" from="-1pt,7.3pt" to="494pt,7.3pt" o:allowincell="f" stroked="t" strokecolor="#039" strokeweight="0.99pt">
-          <v:stroke joinstyle="miter" color2="#fc6"/>
+      <w:pict w14:anchorId="2E94AF50">
+        <v:line id="Forma1" o:spid="_x0000_s1026" style="position:absolute;left:0;text-align:left;z-index:-251659776" from="-1pt,7.3pt" to="494pt,7.3pt" o:allowincell="f" strokecolor="#039" strokeweight=".99pt">
+          <v:stroke color2="#fc6" joinstyle="miter"/>
         </v:line>
       </w:pict>
     </w:r>
@@ -1148,21 +1507,21 @@
 </file>
 
 <file path=word/header2.xml><?xml version="1.0" encoding="utf-8"?>
-<w:hdr xmlns:ve="http://schemas.openxmlformats.org/markup-compatibility/2006" xmlns:o="urn:schemas-microsoft-com:office:office" xmlns:r="http://schemas.openxmlformats.org/officeDocument/2006/relationships" xmlns:m="http://schemas.openxmlformats.org/officeDocument/2006/math" xmlns:v="urn:schemas-microsoft-com:vml" xmlns:wp="http://schemas.openxmlformats.org/drawingml/2006/wordprocessingDrawing" xmlns:w10="urn:schemas-microsoft-com:office:word" xmlns:w="http://schemas.openxmlformats.org/wordprocessingml/2006/main" xmlns:wne="http://schemas.microsoft.com/office/word/2006/wordml">
+<w:hdr xmlns:wpc="http://schemas.microsoft.com/office/word/2010/wordprocessingCanvas" xmlns:cx="http://schemas.microsoft.com/office/drawing/2014/chartex" xmlns:cx1="http://schemas.microsoft.com/office/drawing/2015/9/8/chartex" xmlns:cx2="http://schemas.microsoft.com/office/drawing/2015/10/21/chartex" xmlns:cx3="http://schemas.microsoft.com/office/drawing/2016/5/9/chartex" xmlns:cx4="http://schemas.microsoft.com/office/drawing/2016/5/10/chartex" xmlns:cx5="http://schemas.microsoft.com/office/drawing/2016/5/11/chartex" xmlns:cx6="http://schemas.microsoft.com/office/drawing/2016/5/12/chartex" xmlns:cx7="http://schemas.microsoft.com/office/drawing/2016/5/13/chartex" xmlns:cx8="http://schemas.microsoft.com/office/drawing/2016/5/14/chartex" xmlns:mc="http://schemas.openxmlformats.org/markup-compatibility/2006" xmlns:aink="http://schemas.microsoft.com/office/drawing/2016/ink" xmlns:am3d="http://schemas.microsoft.com/office/drawing/2017/model3d" xmlns:o="urn:schemas-microsoft-com:office:office" xmlns:oel="http://schemas.microsoft.com/office/2019/extlst" xmlns:r="http://schemas.openxmlformats.org/officeDocument/2006/relationships" xmlns:m="http://schemas.openxmlformats.org/officeDocument/2006/math" xmlns:v="urn:schemas-microsoft-com:vml" xmlns:wp14="http://schemas.microsoft.com/office/word/2010/wordprocessingDrawing" xmlns:wp="http://schemas.openxmlformats.org/drawingml/2006/wordprocessingDrawing" xmlns:w10="urn:schemas-microsoft-com:office:word" xmlns:w="http://schemas.openxmlformats.org/wordprocessingml/2006/main" xmlns:w14="http://schemas.microsoft.com/office/word/2010/wordml" xmlns:w15="http://schemas.microsoft.com/office/word/2012/wordml" xmlns:w16cex="http://schemas.microsoft.com/office/word/2018/wordml/cex" xmlns:w16cid="http://schemas.microsoft.com/office/word/2016/wordml/cid" xmlns:w16="http://schemas.microsoft.com/office/word/2018/wordml" xmlns:w16du="http://schemas.microsoft.com/office/word/2023/wordml/word16du" xmlns:w16sdtdh="http://schemas.microsoft.com/office/word/2020/wordml/sdtdatahash" xmlns:w16sdtfl="http://schemas.microsoft.com/office/word/2024/wordml/sdtformatlock" xmlns:w16se="http://schemas.microsoft.com/office/word/2015/wordml/symex" xmlns:wpg="http://schemas.microsoft.com/office/word/2010/wordprocessingGroup" xmlns:wpi="http://schemas.microsoft.com/office/word/2010/wordprocessingInk" xmlns:wne="http://schemas.microsoft.com/office/word/2006/wordml" xmlns:wps="http://schemas.microsoft.com/office/word/2010/wordprocessingShape" mc:Ignorable="w14 w15 w16se w16cid w16 w16cex w16sdtdh w16sdtfl w16du wp14">
   <w:p/>
 </w:hdr>
 </file>
 
 <file path=word/numbering.xml><?xml version="1.0" encoding="utf-8"?>
-<w:numbering xmlns:ve="http://schemas.openxmlformats.org/markup-compatibility/2006" xmlns:o="urn:schemas-microsoft-com:office:office" xmlns:r="http://schemas.openxmlformats.org/officeDocument/2006/relationships" xmlns:m="http://schemas.openxmlformats.org/officeDocument/2006/math" xmlns:v="urn:schemas-microsoft-com:vml" xmlns:wp="http://schemas.openxmlformats.org/drawingml/2006/wordprocessingDrawing" xmlns:w10="urn:schemas-microsoft-com:office:word" xmlns:w="http://schemas.openxmlformats.org/wordprocessingml/2006/main" xmlns:wne="http://schemas.microsoft.com/office/word/2006/wordml">
-  <w:abstractNum w:abstractNumId="0">
+<w:numbering xmlns:wpc="http://schemas.microsoft.com/office/word/2010/wordprocessingCanvas" xmlns:cx="http://schemas.microsoft.com/office/drawing/2014/chartex" xmlns:cx1="http://schemas.microsoft.com/office/drawing/2015/9/8/chartex" xmlns:cx2="http://schemas.microsoft.com/office/drawing/2015/10/21/chartex" xmlns:cx3="http://schemas.microsoft.com/office/drawing/2016/5/9/chartex" xmlns:cx4="http://schemas.microsoft.com/office/drawing/2016/5/10/chartex" xmlns:cx5="http://schemas.microsoft.com/office/drawing/2016/5/11/chartex" xmlns:cx6="http://schemas.microsoft.com/office/drawing/2016/5/12/chartex" xmlns:cx7="http://schemas.microsoft.com/office/drawing/2016/5/13/chartex" xmlns:cx8="http://schemas.microsoft.com/office/drawing/2016/5/14/chartex" xmlns:mc="http://schemas.openxmlformats.org/markup-compatibility/2006" xmlns:aink="http://schemas.microsoft.com/office/drawing/2016/ink" xmlns:am3d="http://schemas.microsoft.com/office/drawing/2017/model3d" xmlns:o="urn:schemas-microsoft-com:office:office" xmlns:oel="http://schemas.microsoft.com/office/2019/extlst" xmlns:r="http://schemas.openxmlformats.org/officeDocument/2006/relationships" xmlns:m="http://schemas.openxmlformats.org/officeDocument/2006/math" xmlns:v="urn:schemas-microsoft-com:vml" xmlns:wp14="http://schemas.microsoft.com/office/word/2010/wordprocessingDrawing" xmlns:wp="http://schemas.openxmlformats.org/drawingml/2006/wordprocessingDrawing" xmlns:w10="urn:schemas-microsoft-com:office:word" xmlns:w="http://schemas.openxmlformats.org/wordprocessingml/2006/main" xmlns:w14="http://schemas.microsoft.com/office/word/2010/wordml" xmlns:w15="http://schemas.microsoft.com/office/word/2012/wordml" xmlns:w16cex="http://schemas.microsoft.com/office/word/2018/wordml/cex" xmlns:w16cid="http://schemas.microsoft.com/office/word/2016/wordml/cid" xmlns:w16="http://schemas.microsoft.com/office/word/2018/wordml" xmlns:w16du="http://schemas.microsoft.com/office/word/2023/wordml/word16du" xmlns:w16sdtdh="http://schemas.microsoft.com/office/word/2020/wordml/sdtdatahash" xmlns:w16sdtfl="http://schemas.microsoft.com/office/word/2024/wordml/sdtformatlock" xmlns:w16se="http://schemas.microsoft.com/office/word/2015/wordml/symex" xmlns:wpg="http://schemas.microsoft.com/office/word/2010/wordprocessingGroup" xmlns:wpi="http://schemas.microsoft.com/office/word/2010/wordprocessingInk" xmlns:wne="http://schemas.microsoft.com/office/word/2006/wordml" xmlns:wps="http://schemas.microsoft.com/office/word/2010/wordprocessingShape" mc:Ignorable="w14 w15 w16se w16cid w16 w16cex w16sdtdh w16sdtfl w16du wp14">
+  <w:abstractNum w:abstractNumId="0" w15:restartNumberingAfterBreak="0">
     <w:nsid w:val="00000001"/>
     <w:multiLevelType w:val="multilevel"/>
     <w:tmpl w:val="00000001"/>
     <w:lvl w:ilvl="0">
       <w:start w:val="1"/>
       <w:numFmt w:val="none"/>
-      <w:pStyle w:val="Heading1"/>
+      <w:pStyle w:val="Titolo1"/>
       <w:suff w:val="nothing"/>
       <w:lvlText w:val="%1"/>
       <w:lvlJc w:val="left"/>
@@ -1176,7 +1535,7 @@
     <w:lvl w:ilvl="1">
       <w:start w:val="1"/>
       <w:numFmt w:val="none"/>
-      <w:pStyle w:val="Heading2"/>
+      <w:pStyle w:val="Titolo2"/>
       <w:suff w:val="nothing"/>
       <w:lvlText w:val="%2"/>
       <w:lvlJc w:val="left"/>
@@ -1190,7 +1549,7 @@
     <w:lvl w:ilvl="2">
       <w:start w:val="1"/>
       <w:numFmt w:val="none"/>
-      <w:pStyle w:val="Heading3"/>
+      <w:pStyle w:val="Titolo3"/>
       <w:suff w:val="nothing"/>
       <w:lvlText w:val="%3"/>
       <w:lvlJc w:val="left"/>
@@ -1204,7 +1563,7 @@
     <w:lvl w:ilvl="3">
       <w:start w:val="1"/>
       <w:numFmt w:val="none"/>
-      <w:pStyle w:val="Heading4"/>
+      <w:pStyle w:val="Titolo4"/>
       <w:suff w:val="nothing"/>
       <w:lvlText w:val="%4"/>
       <w:lvlJc w:val="left"/>
@@ -1218,7 +1577,7 @@
     <w:lvl w:ilvl="4">
       <w:start w:val="1"/>
       <w:numFmt w:val="none"/>
-      <w:pStyle w:val="Heading5"/>
+      <w:pStyle w:val="Titolo5"/>
       <w:suff w:val="nothing"/>
       <w:lvlText w:val="%5"/>
       <w:lvlJc w:val="left"/>
@@ -1232,7 +1591,7 @@
     <w:lvl w:ilvl="5">
       <w:start w:val="1"/>
       <w:numFmt w:val="none"/>
-      <w:pStyle w:val="Heading6"/>
+      <w:pStyle w:val="Titolo6"/>
       <w:suff w:val="nothing"/>
       <w:lvlText w:val="%6"/>
       <w:lvlJc w:val="left"/>
@@ -1246,7 +1605,7 @@
     <w:lvl w:ilvl="6">
       <w:start w:val="1"/>
       <w:numFmt w:val="none"/>
-      <w:pStyle w:val="Heading7"/>
+      <w:pStyle w:val="Titolo7"/>
       <w:suff w:val="nothing"/>
       <w:lvlText w:val="%7"/>
       <w:lvlJc w:val="left"/>
@@ -1260,7 +1619,7 @@
     <w:lvl w:ilvl="7">
       <w:start w:val="1"/>
       <w:numFmt w:val="none"/>
-      <w:pStyle w:val="Heading8"/>
+      <w:pStyle w:val="Titolo8"/>
       <w:suff w:val="nothing"/>
       <w:lvlText w:val="%8"/>
       <w:lvlJc w:val="left"/>
@@ -1274,7 +1633,7 @@
     <w:lvl w:ilvl="8">
       <w:start w:val="1"/>
       <w:numFmt w:val="none"/>
-      <w:pStyle w:val="Heading9"/>
+      <w:pStyle w:val="Titolo9"/>
       <w:suff w:val="nothing"/>
       <w:lvlText w:val="%9"/>
       <w:lvlJc w:val="left"/>
@@ -1286,7 +1645,7 @@
       </w:pPr>
     </w:lvl>
   </w:abstractNum>
-  <w:abstractNum w:abstractNumId="1">
+  <w:abstractNum w:abstractNumId="1" w15:restartNumberingAfterBreak="0">
     <w:nsid w:val="00000002"/>
     <w:multiLevelType w:val="singleLevel"/>
     <w:tmpl w:val="00000002"/>
@@ -1305,7 +1664,7 @@
       </w:pPr>
     </w:lvl>
   </w:abstractNum>
-  <w:abstractNum w:abstractNumId="2">
+  <w:abstractNum w:abstractNumId="2" w15:restartNumberingAfterBreak="0">
     <w:nsid w:val="00000003"/>
     <w:multiLevelType w:val="singleLevel"/>
     <w:tmpl w:val="00000003"/>
@@ -1324,7 +1683,7 @@
       </w:pPr>
     </w:lvl>
   </w:abstractNum>
-  <w:abstractNum w:abstractNumId="3">
+  <w:abstractNum w:abstractNumId="3" w15:restartNumberingAfterBreak="0">
     <w:nsid w:val="00000004"/>
     <w:multiLevelType w:val="singleLevel"/>
     <w:tmpl w:val="00000004"/>
@@ -1343,7 +1702,7 @@
       </w:pPr>
     </w:lvl>
   </w:abstractNum>
-  <w:abstractNum w:abstractNumId="4">
+  <w:abstractNum w:abstractNumId="4" w15:restartNumberingAfterBreak="0">
     <w:nsid w:val="00000005"/>
     <w:multiLevelType w:val="singleLevel"/>
     <w:tmpl w:val="00000005"/>
@@ -1362,7 +1721,7 @@
       </w:pPr>
     </w:lvl>
   </w:abstractNum>
-  <w:abstractNum w:abstractNumId="5">
+  <w:abstractNum w:abstractNumId="5" w15:restartNumberingAfterBreak="0">
     <w:nsid w:val="00000006"/>
     <w:multiLevelType w:val="singleLevel"/>
     <w:tmpl w:val="00000006"/>
@@ -1384,7 +1743,7 @@
       </w:rPr>
     </w:lvl>
   </w:abstractNum>
-  <w:abstractNum w:abstractNumId="6">
+  <w:abstractNum w:abstractNumId="6" w15:restartNumberingAfterBreak="0">
     <w:nsid w:val="00000007"/>
     <w:multiLevelType w:val="singleLevel"/>
     <w:tmpl w:val="00000007"/>
@@ -1406,7 +1765,7 @@
       </w:rPr>
     </w:lvl>
   </w:abstractNum>
-  <w:abstractNum w:abstractNumId="7">
+  <w:abstractNum w:abstractNumId="7" w15:restartNumberingAfterBreak="0">
     <w:nsid w:val="00000008"/>
     <w:multiLevelType w:val="singleLevel"/>
     <w:tmpl w:val="00000008"/>
@@ -1428,7 +1787,7 @@
       </w:rPr>
     </w:lvl>
   </w:abstractNum>
-  <w:abstractNum w:abstractNumId="8">
+  <w:abstractNum w:abstractNumId="8" w15:restartNumberingAfterBreak="0">
     <w:nsid w:val="00000009"/>
     <w:multiLevelType w:val="singleLevel"/>
     <w:tmpl w:val="00000009"/>
@@ -1450,7 +1809,7 @@
       </w:rPr>
     </w:lvl>
   </w:abstractNum>
-  <w:abstractNum w:abstractNumId="9">
+  <w:abstractNum w:abstractNumId="9" w15:restartNumberingAfterBreak="0">
     <w:nsid w:val="0000000A"/>
     <w:multiLevelType w:val="singleLevel"/>
     <w:tmpl w:val="0000000A"/>
@@ -1469,7 +1828,7 @@
       </w:pPr>
     </w:lvl>
   </w:abstractNum>
-  <w:abstractNum w:abstractNumId="10">
+  <w:abstractNum w:abstractNumId="10" w15:restartNumberingAfterBreak="0">
     <w:nsid w:val="0000000B"/>
     <w:multiLevelType w:val="singleLevel"/>
     <w:tmpl w:val="0000000B"/>
@@ -1491,44 +1850,44 @@
       </w:rPr>
     </w:lvl>
   </w:abstractNum>
-  <w:num w:numId="1">
+  <w:num w:numId="1" w16cid:durableId="308175799">
     <w:abstractNumId w:val="0"/>
   </w:num>
-  <w:num w:numId="2">
+  <w:num w:numId="2" w16cid:durableId="1503621854">
     <w:abstractNumId w:val="1"/>
   </w:num>
-  <w:num w:numId="3">
+  <w:num w:numId="3" w16cid:durableId="1900893233">
     <w:abstractNumId w:val="2"/>
   </w:num>
-  <w:num w:numId="4">
+  <w:num w:numId="4" w16cid:durableId="1882665805">
     <w:abstractNumId w:val="3"/>
   </w:num>
-  <w:num w:numId="5">
+  <w:num w:numId="5" w16cid:durableId="465393343">
     <w:abstractNumId w:val="4"/>
   </w:num>
-  <w:num w:numId="6">
+  <w:num w:numId="6" w16cid:durableId="489904145">
     <w:abstractNumId w:val="5"/>
   </w:num>
-  <w:num w:numId="7">
+  <w:num w:numId="7" w16cid:durableId="558901574">
     <w:abstractNumId w:val="6"/>
   </w:num>
-  <w:num w:numId="8">
+  <w:num w:numId="8" w16cid:durableId="344332132">
     <w:abstractNumId w:val="7"/>
   </w:num>
-  <w:num w:numId="9">
+  <w:num w:numId="9" w16cid:durableId="1984462534">
     <w:abstractNumId w:val="8"/>
   </w:num>
-  <w:num w:numId="10">
+  <w:num w:numId="10" w16cid:durableId="1781535598">
     <w:abstractNumId w:val="9"/>
   </w:num>
-  <w:num w:numId="11">
+  <w:num w:numId="11" w16cid:durableId="588200705">
     <w:abstractNumId w:val="10"/>
   </w:num>
 </w:numbering>
 </file>
 
 <file path=word/styles.xml><?xml version="1.0" encoding="utf-8"?>
-<w:styles xmlns:r="http://schemas.openxmlformats.org/officeDocument/2006/relationships" xmlns:w="http://schemas.openxmlformats.org/wordprocessingml/2006/main">
+<w:styles xmlns:mc="http://schemas.openxmlformats.org/markup-compatibility/2006" xmlns:r="http://schemas.openxmlformats.org/officeDocument/2006/relationships" xmlns:w="http://schemas.openxmlformats.org/wordprocessingml/2006/main" xmlns:w14="http://schemas.microsoft.com/office/word/2010/wordml" xmlns:w15="http://schemas.microsoft.com/office/word/2012/wordml" xmlns:w16cex="http://schemas.microsoft.com/office/word/2018/wordml/cex" xmlns:w16cid="http://schemas.microsoft.com/office/word/2016/wordml/cid" xmlns:w16="http://schemas.microsoft.com/office/word/2018/wordml" xmlns:w16du="http://schemas.microsoft.com/office/word/2023/wordml/word16du" xmlns:w16sdtdh="http://schemas.microsoft.com/office/word/2020/wordml/sdtdatahash" xmlns:w16sdtfl="http://schemas.microsoft.com/office/word/2024/wordml/sdtformatlock" xmlns:w16se="http://schemas.microsoft.com/office/word/2015/wordml/symex" mc:Ignorable="w14 w15 w16se w16cid w16 w16cex w16sdtdh w16sdtfl w16du">
   <w:docDefaults>
     <w:rPrDefault>
       <w:rPr>
@@ -1538,35 +1897,165 @@
     </w:rPrDefault>
     <w:pPrDefault/>
   </w:docDefaults>
-  <w:latentStyles w:defLockedState="0" w:defUIPriority="99" w:defSemiHidden="1" w:defUnhideWhenUsed="1" w:defQFormat="0" w:count="267">
-    <w:lsdException w:name="Normal" w:semiHidden="0" w:uiPriority="0" w:unhideWhenUsed="0" w:qFormat="1"/>
-    <w:lsdException w:name="heading 1" w:semiHidden="0" w:uiPriority="9" w:unhideWhenUsed="0" w:qFormat="1"/>
-    <w:lsdException w:name="heading 2" w:semiHidden="0" w:uiPriority="9" w:unhideWhenUsed="0" w:qFormat="1"/>
-    <w:lsdException w:name="heading 3" w:semiHidden="0" w:uiPriority="9" w:unhideWhenUsed="0" w:qFormat="1"/>
-    <w:lsdException w:name="heading 4" w:semiHidden="0" w:uiPriority="9" w:unhideWhenUsed="0" w:qFormat="1"/>
-    <w:lsdException w:name="heading 5" w:semiHidden="0" w:uiPriority="9" w:unhideWhenUsed="0" w:qFormat="1"/>
-    <w:lsdException w:name="heading 6" w:semiHidden="0" w:uiPriority="9" w:unhideWhenUsed="0" w:qFormat="1"/>
-    <w:lsdException w:name="heading 7" w:semiHidden="0" w:uiPriority="9" w:unhideWhenUsed="0" w:qFormat="1"/>
-    <w:lsdException w:name="heading 8" w:semiHidden="0" w:uiPriority="9" w:unhideWhenUsed="0" w:qFormat="1"/>
-    <w:lsdException w:name="heading 9" w:semiHidden="0" w:uiPriority="9" w:unhideWhenUsed="0" w:qFormat="1"/>
-    <w:lsdException w:name="toc 1" w:uiPriority="39"/>
-    <w:lsdException w:name="toc 2" w:uiPriority="39"/>
-    <w:lsdException w:name="toc 3" w:uiPriority="39"/>
-    <w:lsdException w:name="toc 4" w:uiPriority="39"/>
-    <w:lsdException w:name="toc 5" w:uiPriority="39"/>
-    <w:lsdException w:name="toc 6" w:uiPriority="39"/>
-    <w:lsdException w:name="toc 7" w:uiPriority="39"/>
-    <w:lsdException w:name="toc 8" w:uiPriority="39"/>
-    <w:lsdException w:name="toc 9" w:uiPriority="39"/>
-    <w:lsdException w:name="caption" w:semiHidden="0" w:uiPriority="35" w:unhideWhenUsed="0" w:qFormat="1"/>
-    <w:lsdException w:name="Title" w:semiHidden="0" w:uiPriority="10" w:unhideWhenUsed="0" w:qFormat="1"/>
-    <w:lsdException w:name="Default Paragraph Font" w:uiPriority="1"/>
-    <w:lsdException w:name="Subtitle" w:semiHidden="0" w:uiPriority="11" w:unhideWhenUsed="0" w:qFormat="1"/>
-    <w:lsdException w:name="Strong" w:semiHidden="0" w:uiPriority="22" w:unhideWhenUsed="0" w:qFormat="1"/>
-    <w:lsdException w:name="Emphasis" w:semiHidden="0" w:uiPriority="20" w:unhideWhenUsed="0" w:qFormat="1"/>
-    <w:lsdException w:name="Table Grid" w:semiHidden="0" w:uiPriority="39" w:unhideWhenUsed="0"/>
-    <w:lsdException w:name="Placeholder Text" w:unhideWhenUsed="0"/>
-    <w:lsdException w:name="No Spacing" w:semiHidden="0" w:uiPriority="1" w:unhideWhenUsed="0" w:qFormat="1"/>
+  <w:latentStyles w:defLockedState="0" w:defUIPriority="99" w:defSemiHidden="0" w:defUnhideWhenUsed="0" w:defQFormat="0" w:count="376">
+    <w:lsdException w:name="Normal" w:uiPriority="0" w:qFormat="1"/>
+    <w:lsdException w:name="heading 1" w:uiPriority="9" w:qFormat="1"/>
+    <w:lsdException w:name="heading 2" w:uiPriority="9" w:qFormat="1"/>
+    <w:lsdException w:name="heading 3" w:uiPriority="9" w:qFormat="1"/>
+    <w:lsdException w:name="heading 4" w:uiPriority="9" w:qFormat="1"/>
+    <w:lsdException w:name="heading 5" w:uiPriority="9" w:qFormat="1"/>
+    <w:lsdException w:name="heading 6" w:uiPriority="9" w:qFormat="1"/>
+    <w:lsdException w:name="heading 7" w:uiPriority="9" w:qFormat="1"/>
+    <w:lsdException w:name="heading 8" w:uiPriority="9" w:qFormat="1"/>
+    <w:lsdException w:name="heading 9" w:uiPriority="9" w:qFormat="1"/>
+    <w:lsdException w:name="index 1" w:semiHidden="1" w:unhideWhenUsed="1"/>
+    <w:lsdException w:name="index 2" w:semiHidden="1" w:unhideWhenUsed="1"/>
+    <w:lsdException w:name="index 3" w:semiHidden="1" w:unhideWhenUsed="1"/>
+    <w:lsdException w:name="index 4" w:semiHidden="1" w:unhideWhenUsed="1"/>
+    <w:lsdException w:name="index 5" w:semiHidden="1" w:unhideWhenUsed="1"/>
+    <w:lsdException w:name="index 6" w:semiHidden="1" w:unhideWhenUsed="1"/>
+    <w:lsdException w:name="index 7" w:semiHidden="1" w:unhideWhenUsed="1"/>
+    <w:lsdException w:name="index 8" w:semiHidden="1" w:unhideWhenUsed="1"/>
+    <w:lsdException w:name="index 9" w:semiHidden="1" w:unhideWhenUsed="1"/>
+    <w:lsdException w:name="toc 1" w:semiHidden="1" w:uiPriority="39" w:unhideWhenUsed="1"/>
+    <w:lsdException w:name="toc 2" w:semiHidden="1" w:uiPriority="39" w:unhideWhenUsed="1"/>
+    <w:lsdException w:name="toc 3" w:semiHidden="1" w:uiPriority="39" w:unhideWhenUsed="1"/>
+    <w:lsdException w:name="toc 4" w:semiHidden="1" w:uiPriority="39" w:unhideWhenUsed="1"/>
+    <w:lsdException w:name="toc 5" w:semiHidden="1" w:uiPriority="39" w:unhideWhenUsed="1"/>
+    <w:lsdException w:name="toc 6" w:semiHidden="1" w:uiPriority="39" w:unhideWhenUsed="1"/>
+    <w:lsdException w:name="toc 7" w:semiHidden="1" w:uiPriority="39" w:unhideWhenUsed="1"/>
+    <w:lsdException w:name="toc 8" w:semiHidden="1" w:uiPriority="39" w:unhideWhenUsed="1"/>
+    <w:lsdException w:name="toc 9" w:semiHidden="1" w:uiPriority="39" w:unhideWhenUsed="1"/>
+    <w:lsdException w:name="Normal Indent" w:semiHidden="1" w:unhideWhenUsed="1"/>
+    <w:lsdException w:name="footnote text" w:semiHidden="1" w:unhideWhenUsed="1"/>
+    <w:lsdException w:name="annotation text" w:semiHidden="1" w:unhideWhenUsed="1"/>
+    <w:lsdException w:name="header" w:semiHidden="1" w:unhideWhenUsed="1"/>
+    <w:lsdException w:name="footer" w:semiHidden="1" w:unhideWhenUsed="1"/>
+    <w:lsdException w:name="index heading" w:semiHidden="1" w:unhideWhenUsed="1"/>
+    <w:lsdException w:name="caption" w:uiPriority="35" w:qFormat="1"/>
+    <w:lsdException w:name="table of figures" w:semiHidden="1" w:unhideWhenUsed="1"/>
+    <w:lsdException w:name="envelope address" w:semiHidden="1" w:unhideWhenUsed="1"/>
+    <w:lsdException w:name="envelope return" w:semiHidden="1" w:unhideWhenUsed="1"/>
+    <w:lsdException w:name="footnote reference" w:semiHidden="1" w:unhideWhenUsed="1"/>
+    <w:lsdException w:name="annotation reference" w:semiHidden="1" w:unhideWhenUsed="1"/>
+    <w:lsdException w:name="line number" w:semiHidden="1" w:unhideWhenUsed="1"/>
+    <w:lsdException w:name="page number" w:semiHidden="1" w:unhideWhenUsed="1"/>
+    <w:lsdException w:name="endnote reference" w:semiHidden="1" w:unhideWhenUsed="1"/>
+    <w:lsdException w:name="endnote text" w:semiHidden="1" w:unhideWhenUsed="1"/>
+    <w:lsdException w:name="table of authorities" w:semiHidden="1" w:unhideWhenUsed="1"/>
+    <w:lsdException w:name="macro" w:semiHidden="1" w:unhideWhenUsed="1"/>
+    <w:lsdException w:name="toa heading" w:semiHidden="1" w:unhideWhenUsed="1"/>
+    <w:lsdException w:name="List" w:semiHidden="1" w:unhideWhenUsed="1"/>
+    <w:lsdException w:name="List Bullet" w:semiHidden="1" w:unhideWhenUsed="1"/>
+    <w:lsdException w:name="List Number" w:semiHidden="1" w:unhideWhenUsed="1"/>
+    <w:lsdException w:name="List 2" w:semiHidden="1" w:unhideWhenUsed="1"/>
+    <w:lsdException w:name="List 3" w:semiHidden="1" w:unhideWhenUsed="1"/>
+    <w:lsdException w:name="List 4" w:semiHidden="1" w:unhideWhenUsed="1"/>
+    <w:lsdException w:name="List 5" w:semiHidden="1" w:unhideWhenUsed="1"/>
+    <w:lsdException w:name="List Bullet 2" w:semiHidden="1" w:unhideWhenUsed="1"/>
+    <w:lsdException w:name="List Bullet 3" w:semiHidden="1" w:unhideWhenUsed="1"/>
+    <w:lsdException w:name="List Bullet 4" w:semiHidden="1" w:unhideWhenUsed="1"/>
+    <w:lsdException w:name="List Bullet 5" w:semiHidden="1" w:unhideWhenUsed="1"/>
+    <w:lsdException w:name="List Number 2" w:semiHidden="1" w:unhideWhenUsed="1"/>
+    <w:lsdException w:name="List Number 3" w:semiHidden="1" w:unhideWhenUsed="1"/>
+    <w:lsdException w:name="List Number 4" w:semiHidden="1" w:unhideWhenUsed="1"/>
+    <w:lsdException w:name="List Number 5" w:semiHidden="1" w:unhideWhenUsed="1"/>
+    <w:lsdException w:name="Title" w:uiPriority="10" w:qFormat="1"/>
+    <w:lsdException w:name="Closing" w:semiHidden="1" w:unhideWhenUsed="1"/>
+    <w:lsdException w:name="Signature" w:semiHidden="1" w:unhideWhenUsed="1"/>
+    <w:lsdException w:name="Default Paragraph Font" w:semiHidden="1" w:uiPriority="1" w:unhideWhenUsed="1"/>
+    <w:lsdException w:name="Body Text" w:semiHidden="1" w:unhideWhenUsed="1"/>
+    <w:lsdException w:name="Body Text Indent" w:semiHidden="1" w:unhideWhenUsed="1"/>
+    <w:lsdException w:name="List Continue" w:semiHidden="1" w:unhideWhenUsed="1"/>
+    <w:lsdException w:name="List Continue 2" w:semiHidden="1" w:unhideWhenUsed="1"/>
+    <w:lsdException w:name="List Continue 3" w:semiHidden="1" w:unhideWhenUsed="1"/>
+    <w:lsdException w:name="List Continue 4" w:semiHidden="1" w:unhideWhenUsed="1"/>
+    <w:lsdException w:name="List Continue 5" w:semiHidden="1" w:unhideWhenUsed="1"/>
+    <w:lsdException w:name="Message Header" w:semiHidden="1" w:unhideWhenUsed="1"/>
+    <w:lsdException w:name="Subtitle" w:uiPriority="11" w:qFormat="1"/>
+    <w:lsdException w:name="Salutation" w:semiHidden="1" w:unhideWhenUsed="1"/>
+    <w:lsdException w:name="Date" w:semiHidden="1" w:unhideWhenUsed="1"/>
+    <w:lsdException w:name="Body Text First Indent" w:semiHidden="1" w:unhideWhenUsed="1"/>
+    <w:lsdException w:name="Body Text First Indent 2" w:semiHidden="1" w:unhideWhenUsed="1"/>
+    <w:lsdException w:name="Note Heading" w:semiHidden="1" w:unhideWhenUsed="1"/>
+    <w:lsdException w:name="Body Text 2" w:semiHidden="1" w:unhideWhenUsed="1"/>
+    <w:lsdException w:name="Body Text 3" w:semiHidden="1" w:unhideWhenUsed="1"/>
+    <w:lsdException w:name="Body Text Indent 2" w:semiHidden="1" w:unhideWhenUsed="1"/>
+    <w:lsdException w:name="Body Text Indent 3" w:semiHidden="1" w:unhideWhenUsed="1"/>
+    <w:lsdException w:name="Block Text" w:semiHidden="1" w:unhideWhenUsed="1"/>
+    <w:lsdException w:name="Hyperlink" w:semiHidden="1" w:unhideWhenUsed="1"/>
+    <w:lsdException w:name="FollowedHyperlink" w:semiHidden="1" w:unhideWhenUsed="1"/>
+    <w:lsdException w:name="Strong" w:uiPriority="22" w:qFormat="1"/>
+    <w:lsdException w:name="Emphasis" w:uiPriority="20" w:qFormat="1"/>
+    <w:lsdException w:name="Document Map" w:semiHidden="1" w:unhideWhenUsed="1"/>
+    <w:lsdException w:name="Plain Text" w:semiHidden="1" w:unhideWhenUsed="1"/>
+    <w:lsdException w:name="E-mail Signature" w:semiHidden="1" w:unhideWhenUsed="1"/>
+    <w:lsdException w:name="HTML Top of Form" w:semiHidden="1" w:unhideWhenUsed="1"/>
+    <w:lsdException w:name="HTML Bottom of Form" w:semiHidden="1" w:unhideWhenUsed="1"/>
+    <w:lsdException w:name="Normal (Web)" w:semiHidden="1" w:unhideWhenUsed="1"/>
+    <w:lsdException w:name="HTML Acronym" w:semiHidden="1" w:unhideWhenUsed="1"/>
+    <w:lsdException w:name="HTML Address" w:semiHidden="1" w:unhideWhenUsed="1"/>
+    <w:lsdException w:name="HTML Cite" w:semiHidden="1" w:unhideWhenUsed="1"/>
+    <w:lsdException w:name="HTML Code" w:semiHidden="1" w:unhideWhenUsed="1"/>
+    <w:lsdException w:name="HTML Definition" w:semiHidden="1" w:unhideWhenUsed="1"/>
+    <w:lsdException w:name="HTML Keyboard" w:semiHidden="1" w:unhideWhenUsed="1"/>
+    <w:lsdException w:name="HTML Preformatted" w:semiHidden="1" w:unhideWhenUsed="1"/>
+    <w:lsdException w:name="HTML Sample" w:semiHidden="1" w:unhideWhenUsed="1"/>
+    <w:lsdException w:name="HTML Typewriter" w:semiHidden="1" w:unhideWhenUsed="1"/>
+    <w:lsdException w:name="HTML Variable" w:semiHidden="1" w:unhideWhenUsed="1"/>
+    <w:lsdException w:name="Normal Table" w:semiHidden="1" w:unhideWhenUsed="1"/>
+    <w:lsdException w:name="annotation subject" w:semiHidden="1" w:unhideWhenUsed="1"/>
+    <w:lsdException w:name="No List" w:semiHidden="1" w:unhideWhenUsed="1"/>
+    <w:lsdException w:name="Outline List 1" w:semiHidden="1" w:unhideWhenUsed="1"/>
+    <w:lsdException w:name="Outline List 2" w:semiHidden="1" w:unhideWhenUsed="1"/>
+    <w:lsdException w:name="Outline List 3" w:semiHidden="1" w:unhideWhenUsed="1"/>
+    <w:lsdException w:name="Table Simple 1" w:semiHidden="1" w:unhideWhenUsed="1"/>
+    <w:lsdException w:name="Table Simple 2" w:semiHidden="1" w:unhideWhenUsed="1"/>
+    <w:lsdException w:name="Table Simple 3" w:semiHidden="1" w:unhideWhenUsed="1"/>
+    <w:lsdException w:name="Table Classic 1" w:semiHidden="1" w:unhideWhenUsed="1"/>
+    <w:lsdException w:name="Table Classic 2" w:semiHidden="1" w:unhideWhenUsed="1"/>
+    <w:lsdException w:name="Table Classic 3" w:semiHidden="1" w:unhideWhenUsed="1"/>
+    <w:lsdException w:name="Table Classic 4" w:semiHidden="1" w:unhideWhenUsed="1"/>
+    <w:lsdException w:name="Table Colorful 1" w:semiHidden="1" w:unhideWhenUsed="1"/>
+    <w:lsdException w:name="Table Colorful 2" w:semiHidden="1" w:unhideWhenUsed="1"/>
+    <w:lsdException w:name="Table Colorful 3" w:semiHidden="1" w:unhideWhenUsed="1"/>
+    <w:lsdException w:name="Table Columns 1" w:semiHidden="1" w:unhideWhenUsed="1"/>
+    <w:lsdException w:name="Table Columns 2" w:semiHidden="1" w:unhideWhenUsed="1"/>
+    <w:lsdException w:name="Table Columns 3" w:semiHidden="1" w:unhideWhenUsed="1"/>
+    <w:lsdException w:name="Table Columns 4" w:semiHidden="1" w:unhideWhenUsed="1"/>
+    <w:lsdException w:name="Table Columns 5" w:semiHidden="1" w:unhideWhenUsed="1"/>
+    <w:lsdException w:name="Table Grid 1" w:semiHidden="1" w:unhideWhenUsed="1"/>
+    <w:lsdException w:name="Table Grid 2" w:semiHidden="1" w:unhideWhenUsed="1"/>
+    <w:lsdException w:name="Table Grid 3" w:semiHidden="1" w:unhideWhenUsed="1"/>
+    <w:lsdException w:name="Table Grid 4" w:semiHidden="1" w:unhideWhenUsed="1"/>
+    <w:lsdException w:name="Table Grid 5" w:semiHidden="1" w:unhideWhenUsed="1"/>
+    <w:lsdException w:name="Table Grid 6" w:semiHidden="1" w:unhideWhenUsed="1"/>
+    <w:lsdException w:name="Table Grid 7" w:semiHidden="1" w:unhideWhenUsed="1"/>
+    <w:lsdException w:name="Table Grid 8" w:semiHidden="1" w:unhideWhenUsed="1"/>
+    <w:lsdException w:name="Table List 1" w:semiHidden="1" w:unhideWhenUsed="1"/>
+    <w:lsdException w:name="Table List 2" w:semiHidden="1" w:unhideWhenUsed="1"/>
+    <w:lsdException w:name="Table List 3" w:semiHidden="1" w:unhideWhenUsed="1"/>
+    <w:lsdException w:name="Table List 4" w:semiHidden="1" w:unhideWhenUsed="1"/>
+    <w:lsdException w:name="Table List 5" w:semiHidden="1" w:unhideWhenUsed="1"/>
+    <w:lsdException w:name="Table List 6" w:semiHidden="1" w:unhideWhenUsed="1"/>
+    <w:lsdException w:name="Table List 7" w:semiHidden="1" w:unhideWhenUsed="1"/>
+    <w:lsdException w:name="Table List 8" w:semiHidden="1" w:unhideWhenUsed="1"/>
+    <w:lsdException w:name="Table 3D effects 1" w:semiHidden="1" w:unhideWhenUsed="1"/>
+    <w:lsdException w:name="Table 3D effects 2" w:semiHidden="1" w:unhideWhenUsed="1"/>
+    <w:lsdException w:name="Table 3D effects 3" w:semiHidden="1" w:unhideWhenUsed="1"/>
+    <w:lsdException w:name="Table Contemporary" w:semiHidden="1" w:unhideWhenUsed="1"/>
+    <w:lsdException w:name="Table Elegant" w:semiHidden="1" w:unhideWhenUsed="1"/>
+    <w:lsdException w:name="Table Professional" w:semiHidden="1" w:unhideWhenUsed="1"/>
+    <w:lsdException w:name="Table Subtle 1" w:semiHidden="1" w:unhideWhenUsed="1"/>
+    <w:lsdException w:name="Table Subtle 2" w:semiHidden="1" w:unhideWhenUsed="1"/>
+    <w:lsdException w:name="Table Web 1" w:semiHidden="1" w:unhideWhenUsed="1"/>
+    <w:lsdException w:name="Table Web 2" w:semiHidden="1" w:unhideWhenUsed="1"/>
+    <w:lsdException w:name="Table Web 3" w:semiHidden="1" w:unhideWhenUsed="1"/>
+    <w:lsdException w:name="Balloon Text" w:semiHidden="1" w:unhideWhenUsed="1"/>
+    <w:lsdException w:name="Table Grid" w:uiPriority="39"/>
+    <w:lsdException w:name="Table Theme" w:semiHidden="1" w:unhideWhenUsed="1"/>
+    <w:lsdException w:name="Placeholder Text" w:semiHidden="1"/>
+    <w:lsdException w:name="No Spacing" w:uiPriority="1" w:qFormat="1"/>
     <w:lsdException w:name="Light Shading" w:uiPriority="60"/>
     <w:lsdException w:name="Light List" w:uiPriority="61"/>
     <w:lsdException w:name="Light Grid" w:uiPriority="62"/>
@@ -1587,10 +2076,10 @@
     <w:lsdException w:name="Medium Shading 1 Accent 1" w:uiPriority="63"/>
     <w:lsdException w:name="Medium Shading 2 Accent 1" w:uiPriority="64"/>
     <w:lsdException w:name="Medium List 1 Accent 1" w:uiPriority="65"/>
-    <w:lsdException w:name="Revision" w:unhideWhenUsed="0"/>
-    <w:lsdException w:name="List Paragraph" w:semiHidden="0" w:uiPriority="34" w:unhideWhenUsed="0" w:qFormat="1"/>
-    <w:lsdException w:name="Quote" w:semiHidden="0" w:uiPriority="29" w:unhideWhenUsed="0" w:qFormat="1"/>
-    <w:lsdException w:name="Intense Quote" w:semiHidden="0" w:uiPriority="30" w:unhideWhenUsed="0" w:qFormat="1"/>
+    <w:lsdException w:name="Revision" w:semiHidden="1"/>
+    <w:lsdException w:name="List Paragraph" w:uiPriority="34" w:qFormat="1"/>
+    <w:lsdException w:name="Quote" w:uiPriority="29" w:qFormat="1"/>
+    <w:lsdException w:name="Intense Quote" w:uiPriority="30" w:qFormat="1"/>
     <w:lsdException w:name="Medium List 2 Accent 1" w:uiPriority="66"/>
     <w:lsdException w:name="Medium Grid 1 Accent 1" w:uiPriority="67"/>
     <w:lsdException w:name="Medium Grid 2 Accent 1" w:uiPriority="68"/>
@@ -1669,119 +2158,124 @@
     <w:lsdException w:name="Colorful Shading Accent 6" w:uiPriority="71"/>
     <w:lsdException w:name="Colorful List Accent 6" w:uiPriority="72"/>
     <w:lsdException w:name="Colorful Grid Accent 6" w:uiPriority="73"/>
-    <w:lsdException w:name="Subtle Emphasis" w:semiHidden="0" w:uiPriority="19" w:unhideWhenUsed="0" w:qFormat="1"/>
-    <w:lsdException w:name="Intense Emphasis" w:semiHidden="0" w:uiPriority="21" w:unhideWhenUsed="0" w:qFormat="1"/>
-    <w:lsdException w:name="Subtle Reference" w:semiHidden="0" w:uiPriority="31" w:unhideWhenUsed="0" w:qFormat="1"/>
-    <w:lsdException w:name="Intense Reference" w:semiHidden="0" w:uiPriority="32" w:unhideWhenUsed="0" w:qFormat="1"/>
-    <w:lsdException w:name="Book Title" w:semiHidden="0" w:uiPriority="33" w:unhideWhenUsed="0" w:qFormat="1"/>
-    <w:lsdException w:name="Bibliography" w:uiPriority="37"/>
-    <w:lsdException w:name="TOC Heading" w:uiPriority="39" w:qFormat="1"/>
-    <w:lsdException w:name="Plain Table 1" w:semiHidden="0" w:uiPriority="41" w:unhideWhenUsed="0"/>
-    <w:lsdException w:name="Plain Table 2" w:semiHidden="0" w:uiPriority="42" w:unhideWhenUsed="0"/>
-    <w:lsdException w:name="Plain Table 3" w:semiHidden="0" w:uiPriority="43" w:unhideWhenUsed="0"/>
-    <w:lsdException w:name="Plain Table 4" w:semiHidden="0" w:uiPriority="44" w:unhideWhenUsed="0"/>
-    <w:lsdException w:name="Plain Table 5" w:semiHidden="0" w:uiPriority="45" w:unhideWhenUsed="0"/>
-    <w:lsdException w:name="Grid Table Light" w:semiHidden="0" w:uiPriority="40" w:unhideWhenUsed="0"/>
-    <w:lsdException w:name="Grid Table 1 Light" w:semiHidden="0" w:uiPriority="46" w:unhideWhenUsed="0"/>
-    <w:lsdException w:name="Grid Table 2" w:semiHidden="0" w:uiPriority="47" w:unhideWhenUsed="0"/>
-    <w:lsdException w:name="Grid Table 3" w:semiHidden="0" w:uiPriority="48" w:unhideWhenUsed="0"/>
-    <w:lsdException w:name="Grid Table 4" w:semiHidden="0" w:uiPriority="49" w:unhideWhenUsed="0"/>
-    <w:lsdException w:name="Grid Table 5 Dark" w:semiHidden="0" w:uiPriority="50" w:unhideWhenUsed="0"/>
-    <w:lsdException w:name="Grid Table 6 Colorful" w:semiHidden="0" w:uiPriority="51" w:unhideWhenUsed="0"/>
-    <w:lsdException w:name="Grid Table 7 Colorful" w:semiHidden="0" w:uiPriority="52" w:unhideWhenUsed="0"/>
-    <w:lsdException w:name="Grid Table 1 Light Accent 1" w:semiHidden="0" w:uiPriority="46" w:unhideWhenUsed="0"/>
-    <w:lsdException w:name="Grid Table 2 Accent 1" w:semiHidden="0" w:uiPriority="47" w:unhideWhenUsed="0"/>
-    <w:lsdException w:name="Grid Table 3 Accent 1" w:semiHidden="0" w:uiPriority="48" w:unhideWhenUsed="0"/>
-    <w:lsdException w:name="Grid Table 4 Accent 1" w:semiHidden="0" w:uiPriority="49" w:unhideWhenUsed="0"/>
-    <w:lsdException w:name="Grid Table 5 Dark Accent 1" w:semiHidden="0" w:uiPriority="50" w:unhideWhenUsed="0"/>
-    <w:lsdException w:name="Grid Table 6 Colorful Accent 1" w:semiHidden="0" w:uiPriority="51" w:unhideWhenUsed="0"/>
-    <w:lsdException w:name="Grid Table 7 Colorful Accent 1" w:semiHidden="0" w:uiPriority="52" w:unhideWhenUsed="0"/>
-    <w:lsdException w:name="Grid Table 1 Light Accent 2" w:semiHidden="0" w:uiPriority="46" w:unhideWhenUsed="0"/>
-    <w:lsdException w:name="Grid Table 2 Accent 2" w:semiHidden="0" w:uiPriority="47" w:unhideWhenUsed="0"/>
-    <w:lsdException w:name="Grid Table 3 Accent 2" w:semiHidden="0" w:uiPriority="48" w:unhideWhenUsed="0"/>
-    <w:lsdException w:name="Grid Table 4 Accent 2" w:semiHidden="0" w:uiPriority="49" w:unhideWhenUsed="0"/>
-    <w:lsdException w:name="Grid Table 5 Dark Accent 2" w:semiHidden="0" w:uiPriority="50" w:unhideWhenUsed="0"/>
-    <w:lsdException w:name="Grid Table 6 Colorful Accent 2" w:semiHidden="0" w:uiPriority="51" w:unhideWhenUsed="0"/>
-    <w:lsdException w:name="Grid Table 7 Colorful Accent 2" w:semiHidden="0" w:uiPriority="52" w:unhideWhenUsed="0"/>
-    <w:lsdException w:name="Grid Table 1 Light Accent 3" w:semiHidden="0" w:uiPriority="46" w:unhideWhenUsed="0"/>
-    <w:lsdException w:name="Grid Table 2 Accent 3" w:semiHidden="0" w:uiPriority="47" w:unhideWhenUsed="0"/>
-    <w:lsdException w:name="Grid Table 3 Accent 3" w:semiHidden="0" w:uiPriority="48" w:unhideWhenUsed="0"/>
-    <w:lsdException w:name="Grid Table 4 Accent 3" w:semiHidden="0" w:uiPriority="49" w:unhideWhenUsed="0"/>
-    <w:lsdException w:name="Grid Table 5 Dark Accent 3" w:semiHidden="0" w:uiPriority="50" w:unhideWhenUsed="0"/>
-    <w:lsdException w:name="Grid Table 6 Colorful Accent 3" w:semiHidden="0" w:uiPriority="51" w:unhideWhenUsed="0"/>
-    <w:lsdException w:name="Grid Table 7 Colorful Accent 3" w:semiHidden="0" w:uiPriority="52" w:unhideWhenUsed="0"/>
-    <w:lsdException w:name="Grid Table 1 Light Accent 4" w:semiHidden="0" w:uiPriority="46" w:unhideWhenUsed="0"/>
-    <w:lsdException w:name="Grid Table 2 Accent 4" w:semiHidden="0" w:uiPriority="47" w:unhideWhenUsed="0"/>
-    <w:lsdException w:name="Grid Table 3 Accent 4" w:semiHidden="0" w:uiPriority="48" w:unhideWhenUsed="0"/>
-    <w:lsdException w:name="Grid Table 4 Accent 4" w:semiHidden="0" w:uiPriority="49" w:unhideWhenUsed="0"/>
-    <w:lsdException w:name="Grid Table 5 Dark Accent 4" w:semiHidden="0" w:uiPriority="50" w:unhideWhenUsed="0"/>
-    <w:lsdException w:name="Grid Table 6 Colorful Accent 4" w:semiHidden="0" w:uiPriority="51" w:unhideWhenUsed="0"/>
-    <w:lsdException w:name="Grid Table 7 Colorful Accent 4" w:semiHidden="0" w:uiPriority="52" w:unhideWhenUsed="0"/>
-    <w:lsdException w:name="Grid Table 1 Light Accent 5" w:semiHidden="0" w:uiPriority="46" w:unhideWhenUsed="0"/>
-    <w:lsdException w:name="Grid Table 2 Accent 5" w:semiHidden="0" w:uiPriority="47" w:unhideWhenUsed="0"/>
-    <w:lsdException w:name="Grid Table 3 Accent 5" w:semiHidden="0" w:uiPriority="48" w:unhideWhenUsed="0"/>
-    <w:lsdException w:name="Grid Table 4 Accent 5" w:semiHidden="0" w:uiPriority="49" w:unhideWhenUsed="0"/>
-    <w:lsdException w:name="Grid Table 5 Dark Accent 5" w:semiHidden="0" w:uiPriority="50" w:unhideWhenUsed="0"/>
-    <w:lsdException w:name="Grid Table 6 Colorful Accent 5" w:semiHidden="0" w:uiPriority="51" w:unhideWhenUsed="0"/>
-    <w:lsdException w:name="Grid Table 7 Colorful Accent 5" w:semiHidden="0" w:uiPriority="52" w:unhideWhenUsed="0"/>
-    <w:lsdException w:name="Grid Table 1 Light Accent 6" w:semiHidden="0" w:uiPriority="46" w:unhideWhenUsed="0"/>
-    <w:lsdException w:name="Grid Table 2 Accent 6" w:semiHidden="0" w:uiPriority="47" w:unhideWhenUsed="0"/>
-    <w:lsdException w:name="Grid Table 3 Accent 6" w:semiHidden="0" w:uiPriority="48" w:unhideWhenUsed="0"/>
-    <w:lsdException w:name="Grid Table 4 Accent 6" w:semiHidden="0" w:uiPriority="49" w:unhideWhenUsed="0"/>
-    <w:lsdException w:name="Grid Table 5 Dark Accent 6" w:semiHidden="0" w:uiPriority="50" w:unhideWhenUsed="0"/>
-    <w:lsdException w:name="Grid Table 6 Colorful Accent 6" w:semiHidden="0" w:uiPriority="51" w:unhideWhenUsed="0"/>
-    <w:lsdException w:name="Grid Table 7 Colorful Accent 6" w:semiHidden="0" w:uiPriority="52" w:unhideWhenUsed="0"/>
-    <w:lsdException w:name="List Table 1 Light" w:semiHidden="0" w:uiPriority="46" w:unhideWhenUsed="0"/>
-    <w:lsdException w:name="List Table 2" w:semiHidden="0" w:uiPriority="47" w:unhideWhenUsed="0"/>
-    <w:lsdException w:name="List Table 3" w:semiHidden="0" w:uiPriority="48" w:unhideWhenUsed="0"/>
-    <w:lsdException w:name="List Table 4" w:semiHidden="0" w:uiPriority="49" w:unhideWhenUsed="0"/>
-    <w:lsdException w:name="List Table 5 Dark" w:semiHidden="0" w:uiPriority="50" w:unhideWhenUsed="0"/>
-    <w:lsdException w:name="List Table 6 Colorful" w:semiHidden="0" w:uiPriority="51" w:unhideWhenUsed="0"/>
-    <w:lsdException w:name="List Table 7 Colorful" w:semiHidden="0" w:uiPriority="52" w:unhideWhenUsed="0"/>
-    <w:lsdException w:name="List Table 1 Light Accent 1" w:semiHidden="0" w:uiPriority="46" w:unhideWhenUsed="0"/>
-    <w:lsdException w:name="List Table 2 Accent 1" w:semiHidden="0" w:uiPriority="47" w:unhideWhenUsed="0"/>
-    <w:lsdException w:name="List Table 3 Accent 1" w:semiHidden="0" w:uiPriority="48" w:unhideWhenUsed="0"/>
-    <w:lsdException w:name="List Table 4 Accent 1" w:semiHidden="0" w:uiPriority="49" w:unhideWhenUsed="0"/>
-    <w:lsdException w:name="List Table 5 Dark Accent 1" w:semiHidden="0" w:uiPriority="50" w:unhideWhenUsed="0"/>
-    <w:lsdException w:name="List Table 6 Colorful Accent 1" w:semiHidden="0" w:uiPriority="51" w:unhideWhenUsed="0"/>
-    <w:lsdException w:name="List Table 7 Colorful Accent 1" w:semiHidden="0" w:uiPriority="52" w:unhideWhenUsed="0"/>
-    <w:lsdException w:name="List Table 1 Light Accent 2" w:semiHidden="0" w:uiPriority="46" w:unhideWhenUsed="0"/>
-    <w:lsdException w:name="List Table 2 Accent 2" w:semiHidden="0" w:uiPriority="47" w:unhideWhenUsed="0"/>
-    <w:lsdException w:name="List Table 3 Accent 2" w:semiHidden="0" w:uiPriority="48" w:unhideWhenUsed="0"/>
-    <w:lsdException w:name="List Table 4 Accent 2" w:semiHidden="0" w:uiPriority="49" w:unhideWhenUsed="0"/>
-    <w:lsdException w:name="List Table 5 Dark Accent 2" w:semiHidden="0" w:uiPriority="50" w:unhideWhenUsed="0"/>
-    <w:lsdException w:name="List Table 6 Colorful Accent 2" w:semiHidden="0" w:uiPriority="51" w:unhideWhenUsed="0"/>
-    <w:lsdException w:name="List Table 7 Colorful Accent 2" w:semiHidden="0" w:uiPriority="52" w:unhideWhenUsed="0"/>
-    <w:lsdException w:name="List Table 1 Light Accent 3" w:semiHidden="0" w:uiPriority="46" w:unhideWhenUsed="0"/>
-    <w:lsdException w:name="List Table 2 Accent 3" w:semiHidden="0" w:uiPriority="47" w:unhideWhenUsed="0"/>
-    <w:lsdException w:name="List Table 3 Accent 3" w:semiHidden="0" w:uiPriority="48" w:unhideWhenUsed="0"/>
-    <w:lsdException w:name="List Table 4 Accent 3" w:semiHidden="0" w:uiPriority="49" w:unhideWhenUsed="0"/>
-    <w:lsdException w:name="List Table 5 Dark Accent 3" w:semiHidden="0" w:uiPriority="50" w:unhideWhenUsed="0"/>
-    <w:lsdException w:name="List Table 6 Colorful Accent 3" w:semiHidden="0" w:uiPriority="51" w:unhideWhenUsed="0"/>
-    <w:lsdException w:name="List Table 7 Colorful Accent 3" w:semiHidden="0" w:uiPriority="52" w:unhideWhenUsed="0"/>
-    <w:lsdException w:name="List Table 1 Light Accent 4" w:semiHidden="0" w:uiPriority="46" w:unhideWhenUsed="0"/>
-    <w:lsdException w:name="List Table 2 Accent 4" w:semiHidden="0" w:uiPriority="47" w:unhideWhenUsed="0"/>
-    <w:lsdException w:name="List Table 3 Accent 4" w:semiHidden="0" w:uiPriority="48" w:unhideWhenUsed="0"/>
-    <w:lsdException w:name="List Table 4 Accent 4" w:semiHidden="0" w:uiPriority="49" w:unhideWhenUsed="0"/>
-    <w:lsdException w:name="List Table 5 Dark Accent 4" w:semiHidden="0" w:uiPriority="50" w:unhideWhenUsed="0"/>
-    <w:lsdException w:name="List Table 6 Colorful Accent 4" w:semiHidden="0" w:uiPriority="51" w:unhideWhenUsed="0"/>
-    <w:lsdException w:name="List Table 7 Colorful Accent 4" w:semiHidden="0" w:uiPriority="52" w:unhideWhenUsed="0"/>
-    <w:lsdException w:name="List Table 1 Light Accent 5" w:semiHidden="0" w:uiPriority="46" w:unhideWhenUsed="0"/>
-    <w:lsdException w:name="List Table 2 Accent 5" w:semiHidden="0" w:uiPriority="47" w:unhideWhenUsed="0"/>
-    <w:lsdException w:name="List Table 3 Accent 5" w:semiHidden="0" w:uiPriority="48" w:unhideWhenUsed="0"/>
-    <w:lsdException w:name="List Table 4 Accent 5" w:semiHidden="0" w:uiPriority="49" w:unhideWhenUsed="0"/>
-    <w:lsdException w:name="List Table 5 Dark Accent 5" w:semiHidden="0" w:uiPriority="50" w:unhideWhenUsed="0"/>
-    <w:lsdException w:name="List Table 6 Colorful Accent 5" w:semiHidden="0" w:uiPriority="51" w:unhideWhenUsed="0"/>
-    <w:lsdException w:name="List Table 7 Colorful Accent 5" w:semiHidden="0" w:uiPriority="52" w:unhideWhenUsed="0"/>
-    <w:lsdException w:name="List Table 1 Light Accent 6" w:semiHidden="0" w:uiPriority="46" w:unhideWhenUsed="0"/>
-    <w:lsdException w:name="List Table 2 Accent 6" w:semiHidden="0" w:uiPriority="47" w:unhideWhenUsed="0"/>
-    <w:lsdException w:name="List Table 3 Accent 6" w:semiHidden="0" w:uiPriority="48" w:unhideWhenUsed="0"/>
-    <w:lsdException w:name="List Table 4 Accent 6" w:semiHidden="0" w:uiPriority="49" w:unhideWhenUsed="0"/>
-    <w:lsdException w:name="List Table 5 Dark Accent 6" w:semiHidden="0" w:uiPriority="50" w:unhideWhenUsed="0"/>
-    <w:lsdException w:name="List Table 6 Colorful Accent 6" w:semiHidden="0" w:uiPriority="51" w:unhideWhenUsed="0"/>
-    <w:lsdException w:name="List Table 7 Colorful Accent 6" w:semiHidden="0" w:uiPriority="52" w:unhideWhenUsed="0"/>
+    <w:lsdException w:name="Subtle Emphasis" w:uiPriority="19" w:qFormat="1"/>
+    <w:lsdException w:name="Intense Emphasis" w:uiPriority="21" w:qFormat="1"/>
+    <w:lsdException w:name="Subtle Reference" w:uiPriority="31" w:qFormat="1"/>
+    <w:lsdException w:name="Intense Reference" w:uiPriority="32" w:qFormat="1"/>
+    <w:lsdException w:name="Book Title" w:uiPriority="33" w:qFormat="1"/>
+    <w:lsdException w:name="Bibliography" w:semiHidden="1" w:uiPriority="37" w:unhideWhenUsed="1"/>
+    <w:lsdException w:name="TOC Heading" w:semiHidden="1" w:uiPriority="39" w:unhideWhenUsed="1" w:qFormat="1"/>
+    <w:lsdException w:name="Plain Table 1" w:uiPriority="41"/>
+    <w:lsdException w:name="Plain Table 2" w:uiPriority="42"/>
+    <w:lsdException w:name="Plain Table 3" w:uiPriority="43"/>
+    <w:lsdException w:name="Plain Table 4" w:uiPriority="44"/>
+    <w:lsdException w:name="Plain Table 5" w:uiPriority="45"/>
+    <w:lsdException w:name="Grid Table Light" w:uiPriority="40"/>
+    <w:lsdException w:name="Grid Table 1 Light" w:uiPriority="46"/>
+    <w:lsdException w:name="Grid Table 2" w:uiPriority="47"/>
+    <w:lsdException w:name="Grid Table 3" w:uiPriority="48"/>
+    <w:lsdException w:name="Grid Table 4" w:uiPriority="49"/>
+    <w:lsdException w:name="Grid Table 5 Dark" w:uiPriority="50"/>
+    <w:lsdException w:name="Grid Table 6 Colorful" w:uiPriority="51"/>
+    <w:lsdException w:name="Grid Table 7 Colorful" w:uiPriority="52"/>
+    <w:lsdException w:name="Grid Table 1 Light Accent 1" w:uiPriority="46"/>
+    <w:lsdException w:name="Grid Table 2 Accent 1" w:uiPriority="47"/>
+    <w:lsdException w:name="Grid Table 3 Accent 1" w:uiPriority="48"/>
+    <w:lsdException w:name="Grid Table 4 Accent 1" w:uiPriority="49"/>
+    <w:lsdException w:name="Grid Table 5 Dark Accent 1" w:uiPriority="50"/>
+    <w:lsdException w:name="Grid Table 6 Colorful Accent 1" w:uiPriority="51"/>
+    <w:lsdException w:name="Grid Table 7 Colorful Accent 1" w:uiPriority="52"/>
+    <w:lsdException w:name="Grid Table 1 Light Accent 2" w:uiPriority="46"/>
+    <w:lsdException w:name="Grid Table 2 Accent 2" w:uiPriority="47"/>
+    <w:lsdException w:name="Grid Table 3 Accent 2" w:uiPriority="48"/>
+    <w:lsdException w:name="Grid Table 4 Accent 2" w:uiPriority="49"/>
+    <w:lsdException w:name="Grid Table 5 Dark Accent 2" w:uiPriority="50"/>
+    <w:lsdException w:name="Grid Table 6 Colorful Accent 2" w:uiPriority="51"/>
+    <w:lsdException w:name="Grid Table 7 Colorful Accent 2" w:uiPriority="52"/>
+    <w:lsdException w:name="Grid Table 1 Light Accent 3" w:uiPriority="46"/>
+    <w:lsdException w:name="Grid Table 2 Accent 3" w:uiPriority="47"/>
+    <w:lsdException w:name="Grid Table 3 Accent 3" w:uiPriority="48"/>
+    <w:lsdException w:name="Grid Table 4 Accent 3" w:uiPriority="49"/>
+    <w:lsdException w:name="Grid Table 5 Dark Accent 3" w:uiPriority="50"/>
+    <w:lsdException w:name="Grid Table 6 Colorful Accent 3" w:uiPriority="51"/>
+    <w:lsdException w:name="Grid Table 7 Colorful Accent 3" w:uiPriority="52"/>
+    <w:lsdException w:name="Grid Table 1 Light Accent 4" w:uiPriority="46"/>
+    <w:lsdException w:name="Grid Table 2 Accent 4" w:uiPriority="47"/>
+    <w:lsdException w:name="Grid Table 3 Accent 4" w:uiPriority="48"/>
+    <w:lsdException w:name="Grid Table 4 Accent 4" w:uiPriority="49"/>
+    <w:lsdException w:name="Grid Table 5 Dark Accent 4" w:uiPriority="50"/>
+    <w:lsdException w:name="Grid Table 6 Colorful Accent 4" w:uiPriority="51"/>
+    <w:lsdException w:name="Grid Table 7 Colorful Accent 4" w:uiPriority="52"/>
+    <w:lsdException w:name="Grid Table 1 Light Accent 5" w:uiPriority="46"/>
+    <w:lsdException w:name="Grid Table 2 Accent 5" w:uiPriority="47"/>
+    <w:lsdException w:name="Grid Table 3 Accent 5" w:uiPriority="48"/>
+    <w:lsdException w:name="Grid Table 4 Accent 5" w:uiPriority="49"/>
+    <w:lsdException w:name="Grid Table 5 Dark Accent 5" w:uiPriority="50"/>
+    <w:lsdException w:name="Grid Table 6 Colorful Accent 5" w:uiPriority="51"/>
+    <w:lsdException w:name="Grid Table 7 Colorful Accent 5" w:uiPriority="52"/>
+    <w:lsdException w:name="Grid Table 1 Light Accent 6" w:uiPriority="46"/>
+    <w:lsdException w:name="Grid Table 2 Accent 6" w:uiPriority="47"/>
+    <w:lsdException w:name="Grid Table 3 Accent 6" w:uiPriority="48"/>
+    <w:lsdException w:name="Grid Table 4 Accent 6" w:uiPriority="49"/>
+    <w:lsdException w:name="Grid Table 5 Dark Accent 6" w:uiPriority="50"/>
+    <w:lsdException w:name="Grid Table 6 Colorful Accent 6" w:uiPriority="51"/>
+    <w:lsdException w:name="Grid Table 7 Colorful Accent 6" w:uiPriority="52"/>
+    <w:lsdException w:name="List Table 1 Light" w:uiPriority="46"/>
+    <w:lsdException w:name="List Table 2" w:uiPriority="47"/>
+    <w:lsdException w:name="List Table 3" w:uiPriority="48"/>
+    <w:lsdException w:name="List Table 4" w:uiPriority="49"/>
+    <w:lsdException w:name="List Table 5 Dark" w:uiPriority="50"/>
+    <w:lsdException w:name="List Table 6 Colorful" w:uiPriority="51"/>
+    <w:lsdException w:name="List Table 7 Colorful" w:uiPriority="52"/>
+    <w:lsdException w:name="List Table 1 Light Accent 1" w:uiPriority="46"/>
+    <w:lsdException w:name="List Table 2 Accent 1" w:uiPriority="47"/>
+    <w:lsdException w:name="List Table 3 Accent 1" w:uiPriority="48"/>
+    <w:lsdException w:name="List Table 4 Accent 1" w:uiPriority="49"/>
+    <w:lsdException w:name="List Table 5 Dark Accent 1" w:uiPriority="50"/>
+    <w:lsdException w:name="List Table 6 Colorful Accent 1" w:uiPriority="51"/>
+    <w:lsdException w:name="List Table 7 Colorful Accent 1" w:uiPriority="52"/>
+    <w:lsdException w:name="List Table 1 Light Accent 2" w:uiPriority="46"/>
+    <w:lsdException w:name="List Table 2 Accent 2" w:uiPriority="47"/>
+    <w:lsdException w:name="List Table 3 Accent 2" w:uiPriority="48"/>
+    <w:lsdException w:name="List Table 4 Accent 2" w:uiPriority="49"/>
+    <w:lsdException w:name="List Table 5 Dark Accent 2" w:uiPriority="50"/>
+    <w:lsdException w:name="List Table 6 Colorful Accent 2" w:uiPriority="51"/>
+    <w:lsdException w:name="List Table 7 Colorful Accent 2" w:uiPriority="52"/>
+    <w:lsdException w:name="List Table 1 Light Accent 3" w:uiPriority="46"/>
+    <w:lsdException w:name="List Table 2 Accent 3" w:uiPriority="47"/>
+    <w:lsdException w:name="List Table 3 Accent 3" w:uiPriority="48"/>
+    <w:lsdException w:name="List Table 4 Accent 3" w:uiPriority="49"/>
+    <w:lsdException w:name="List Table 5 Dark Accent 3" w:uiPriority="50"/>
+    <w:lsdException w:name="List Table 6 Colorful Accent 3" w:uiPriority="51"/>
+    <w:lsdException w:name="List Table 7 Colorful Accent 3" w:uiPriority="52"/>
+    <w:lsdException w:name="List Table 1 Light Accent 4" w:uiPriority="46"/>
+    <w:lsdException w:name="List Table 2 Accent 4" w:uiPriority="47"/>
+    <w:lsdException w:name="List Table 3 Accent 4" w:uiPriority="48"/>
+    <w:lsdException w:name="List Table 4 Accent 4" w:uiPriority="49"/>
+    <w:lsdException w:name="List Table 5 Dark Accent 4" w:uiPriority="50"/>
+    <w:lsdException w:name="List Table 6 Colorful Accent 4" w:uiPriority="51"/>
+    <w:lsdException w:name="List Table 7 Colorful Accent 4" w:uiPriority="52"/>
+    <w:lsdException w:name="List Table 1 Light Accent 5" w:uiPriority="46"/>
+    <w:lsdException w:name="List Table 2 Accent 5" w:uiPriority="47"/>
+    <w:lsdException w:name="List Table 3 Accent 5" w:uiPriority="48"/>
+    <w:lsdException w:name="List Table 4 Accent 5" w:uiPriority="49"/>
+    <w:lsdException w:name="List Table 5 Dark Accent 5" w:uiPriority="50"/>
+    <w:lsdException w:name="List Table 6 Colorful Accent 5" w:uiPriority="51"/>
+    <w:lsdException w:name="List Table 7 Colorful Accent 5" w:uiPriority="52"/>
+    <w:lsdException w:name="List Table 1 Light Accent 6" w:uiPriority="46"/>
+    <w:lsdException w:name="List Table 2 Accent 6" w:uiPriority="47"/>
+    <w:lsdException w:name="List Table 3 Accent 6" w:uiPriority="48"/>
+    <w:lsdException w:name="List Table 4 Accent 6" w:uiPriority="49"/>
+    <w:lsdException w:name="List Table 5 Dark Accent 6" w:uiPriority="50"/>
+    <w:lsdException w:name="List Table 6 Colorful Accent 6" w:uiPriority="51"/>
+    <w:lsdException w:name="List Table 7 Colorful Accent 6" w:uiPriority="52"/>
+    <w:lsdException w:name="Mention" w:semiHidden="1" w:unhideWhenUsed="1"/>
+    <w:lsdException w:name="Smart Hyperlink" w:semiHidden="1" w:unhideWhenUsed="1"/>
+    <w:lsdException w:name="Hashtag" w:semiHidden="1" w:unhideWhenUsed="1"/>
+    <w:lsdException w:name="Unresolved Mention" w:semiHidden="1" w:unhideWhenUsed="1"/>
+    <w:lsdException w:name="Smart Link" w:semiHidden="1" w:unhideWhenUsed="1"/>
   </w:latentStyles>
-  <w:style w:type="paragraph" w:default="1" w:styleId="Normal">
+  <w:style w:type="paragraph" w:default="1" w:styleId="Normale">
     <w:name w:val="Normal"/>
     <w:qFormat/>
     <w:pPr>
@@ -1790,18 +2284,17 @@
     <w:rPr>
       <w:sz w:val="24"/>
       <w:szCs w:val="24"/>
-      <w:lang w:val="it-IT" w:eastAsia="zh-CN" w:bidi="ar-SA"/>
-    </w:rPr>
-  </w:style>
-  <w:style w:type="paragraph" w:styleId="Heading1">
+      <w:lang w:eastAsia="zh-CN"/>
+    </w:rPr>
+  </w:style>
+  <w:style w:type="paragraph" w:styleId="Titolo1">
     <w:name w:val="heading 1"/>
-    <w:basedOn w:val="Normal"/>
-    <w:next w:val="Normal"/>
+    <w:basedOn w:val="Normale"/>
+    <w:next w:val="Normale"/>
     <w:qFormat/>
     <w:pPr>
       <w:keepNext/>
       <w:numPr>
-        <w:ilvl w:val="0"/>
         <w:numId w:val="1"/>
       </w:numPr>
       <w:jc w:val="center"/>
@@ -1812,10 +2305,10 @@
       <w:sz w:val="32"/>
     </w:rPr>
   </w:style>
-  <w:style w:type="paragraph" w:styleId="Heading2">
+  <w:style w:type="paragraph" w:styleId="Titolo2">
     <w:name w:val="heading 2"/>
-    <w:basedOn w:val="Normal"/>
-    <w:next w:val="Normal"/>
+    <w:basedOn w:val="Normale"/>
+    <w:next w:val="Normale"/>
     <w:qFormat/>
     <w:pPr>
       <w:keepNext/>
@@ -1831,10 +2324,10 @@
       <w:bCs/>
     </w:rPr>
   </w:style>
-  <w:style w:type="paragraph" w:styleId="Heading3">
+  <w:style w:type="paragraph" w:styleId="Titolo3">
     <w:name w:val="heading 3"/>
-    <w:basedOn w:val="Normal"/>
-    <w:next w:val="Normal"/>
+    <w:basedOn w:val="Normale"/>
+    <w:next w:val="Normale"/>
     <w:qFormat/>
     <w:pPr>
       <w:keepNext/>
@@ -1853,10 +2346,10 @@
       <w:szCs w:val="26"/>
     </w:rPr>
   </w:style>
-  <w:style w:type="paragraph" w:styleId="Heading4">
+  <w:style w:type="paragraph" w:styleId="Titolo4">
     <w:name w:val="heading 4"/>
-    <w:basedOn w:val="Normal"/>
-    <w:next w:val="Normal"/>
+    <w:basedOn w:val="Normale"/>
+    <w:next w:val="Normale"/>
     <w:qFormat/>
     <w:pPr>
       <w:keepNext/>
@@ -1874,10 +2367,10 @@
       <w:szCs w:val="28"/>
     </w:rPr>
   </w:style>
-  <w:style w:type="paragraph" w:styleId="Heading5">
+  <w:style w:type="paragraph" w:styleId="Titolo5">
     <w:name w:val="heading 5"/>
-    <w:basedOn w:val="Normal"/>
-    <w:next w:val="Normal"/>
+    <w:basedOn w:val="Normale"/>
+    <w:next w:val="Normale"/>
     <w:qFormat/>
     <w:pPr>
       <w:numPr>
@@ -1896,10 +2389,10 @@
       <w:szCs w:val="26"/>
     </w:rPr>
   </w:style>
-  <w:style w:type="paragraph" w:styleId="Heading6">
+  <w:style w:type="paragraph" w:styleId="Titolo6">
     <w:name w:val="heading 6"/>
-    <w:basedOn w:val="Normal"/>
-    <w:next w:val="Normal"/>
+    <w:basedOn w:val="Normale"/>
+    <w:next w:val="Normale"/>
     <w:qFormat/>
     <w:pPr>
       <w:numPr>
@@ -1916,10 +2409,10 @@
       <w:szCs w:val="22"/>
     </w:rPr>
   </w:style>
-  <w:style w:type="paragraph" w:styleId="Heading7">
+  <w:style w:type="paragraph" w:styleId="Titolo7">
     <w:name w:val="heading 7"/>
-    <w:basedOn w:val="Normal"/>
-    <w:next w:val="Normal"/>
+    <w:basedOn w:val="Normale"/>
+    <w:next w:val="Normale"/>
     <w:qFormat/>
     <w:pPr>
       <w:numPr>
@@ -1930,10 +2423,10 @@
       <w:outlineLvl w:val="6"/>
     </w:pPr>
   </w:style>
-  <w:style w:type="paragraph" w:styleId="Heading8">
+  <w:style w:type="paragraph" w:styleId="Titolo8">
     <w:name w:val="heading 8"/>
-    <w:basedOn w:val="Normal"/>
-    <w:next w:val="Normal"/>
+    <w:basedOn w:val="Normale"/>
+    <w:next w:val="Normale"/>
     <w:qFormat/>
     <w:pPr>
       <w:numPr>
@@ -1948,10 +2441,10 @@
       <w:iCs/>
     </w:rPr>
   </w:style>
-  <w:style w:type="paragraph" w:styleId="Heading9">
+  <w:style w:type="paragraph" w:styleId="Titolo9">
     <w:name w:val="heading 9"/>
-    <w:basedOn w:val="Normal"/>
-    <w:next w:val="Normal"/>
+    <w:basedOn w:val="Normale"/>
+    <w:next w:val="Normale"/>
     <w:qFormat/>
     <w:pPr>
       <w:numPr>
@@ -1967,13 +2460,13 @@
       <w:szCs w:val="22"/>
     </w:rPr>
   </w:style>
-  <w:style w:type="character" w:default="1" w:styleId="DefaultParagraphFont">
+  <w:style w:type="character" w:default="1" w:styleId="Carpredefinitoparagrafo">
     <w:name w:val="Default Paragraph Font"/>
     <w:uiPriority w:val="1"/>
     <w:semiHidden/>
     <w:unhideWhenUsed/>
   </w:style>
-  <w:style w:type="table" w:default="1" w:styleId="TableNormal">
+  <w:style w:type="table" w:default="1" w:styleId="Tabellanormale">
     <w:name w:val="Normal Table"/>
     <w:uiPriority w:val="99"/>
     <w:semiHidden/>
@@ -1988,7 +2481,7 @@
       </w:tblCellMar>
     </w:tblPr>
   </w:style>
-  <w:style w:type="numbering" w:default="1" w:styleId="NoList">
+  <w:style w:type="numbering" w:default="1" w:styleId="Nessunelenco">
     <w:name w:val="No List"/>
     <w:uiPriority w:val="99"/>
     <w:semiHidden/>
@@ -2256,7 +2749,7 @@
   <w:style w:type="character" w:customStyle="1" w:styleId="Carpredefinitoparagrafo1">
     <w:name w:val="Car. predefinito paragrafo1"/>
   </w:style>
-  <w:style w:type="character" w:styleId="Hyperlink">
+  <w:style w:type="character" w:styleId="Collegamentoipertestuale">
     <w:name w:val="Hyperlink"/>
     <w:rPr>
       <w:color w:val="0000FF"/>
@@ -2303,10 +2796,10 @@
       <w:szCs w:val="18"/>
     </w:rPr>
   </w:style>
-  <w:style w:type="paragraph" w:customStyle="1" w:styleId="Titolo2">
+  <w:style w:type="paragraph" w:customStyle="1" w:styleId="Titolo20">
     <w:name w:val="Titolo2"/>
-    <w:basedOn w:val="Normal"/>
-    <w:next w:val="BodyText"/>
+    <w:basedOn w:val="Normale"/>
+    <w:next w:val="Corpotesto"/>
     <w:pPr>
       <w:keepNext/>
       <w:spacing w:before="240" w:after="120"/>
@@ -2317,23 +2810,23 @@
       <w:szCs w:val="28"/>
     </w:rPr>
   </w:style>
-  <w:style w:type="paragraph" w:styleId="BodyText">
+  <w:style w:type="paragraph" w:styleId="Corpotesto">
     <w:name w:val="Body Text"/>
-    <w:basedOn w:val="Normal"/>
+    <w:basedOn w:val="Normale"/>
     <w:pPr>
       <w:jc w:val="both"/>
     </w:pPr>
   </w:style>
-  <w:style w:type="paragraph" w:styleId="List">
+  <w:style w:type="paragraph" w:styleId="Elenco">
     <w:name w:val="List"/>
-    <w:basedOn w:val="Normal"/>
-    <w:pPr>
-      <w:ind w:left="283" w:right="0" w:hanging="283"/>
-    </w:pPr>
-  </w:style>
-  <w:style w:type="paragraph" w:styleId="Caption">
+    <w:basedOn w:val="Normale"/>
+    <w:pPr>
+      <w:ind w:left="283" w:hanging="283"/>
+    </w:pPr>
+  </w:style>
+  <w:style w:type="paragraph" w:styleId="Didascalia">
     <w:name w:val="caption"/>
-    <w:basedOn w:val="Normal"/>
+    <w:basedOn w:val="Normale"/>
     <w:qFormat/>
     <w:pPr>
       <w:suppressLineNumbers/>
@@ -2343,13 +2836,11 @@
       <w:rFonts w:cs="Arial Unicode MS"/>
       <w:i/>
       <w:iCs/>
-      <w:sz w:val="24"/>
-      <w:szCs w:val="24"/>
     </w:rPr>
   </w:style>
   <w:style w:type="paragraph" w:customStyle="1" w:styleId="Indice">
     <w:name w:val="Indice"/>
-    <w:basedOn w:val="Normal"/>
+    <w:basedOn w:val="Normale"/>
     <w:pPr>
       <w:suppressLineNumbers/>
     </w:pPr>
@@ -2359,7 +2850,7 @@
   </w:style>
   <w:style w:type="paragraph" w:customStyle="1" w:styleId="caption1">
     <w:name w:val="caption1"/>
-    <w:basedOn w:val="Normal"/>
+    <w:basedOn w:val="Normale"/>
     <w:pPr>
       <w:suppressLineNumbers/>
       <w:spacing w:before="120" w:after="120"/>
@@ -2368,14 +2859,12 @@
       <w:rFonts w:cs="Arial Unicode MS"/>
       <w:i/>
       <w:iCs/>
-      <w:sz w:val="24"/>
-      <w:szCs w:val="24"/>
     </w:rPr>
   </w:style>
   <w:style w:type="paragraph" w:customStyle="1" w:styleId="caption11">
     <w:name w:val="caption11"/>
-    <w:basedOn w:val="Normal"/>
-    <w:next w:val="Normal"/>
+    <w:basedOn w:val="Normale"/>
+    <w:next w:val="Normale"/>
     <w:pPr>
       <w:spacing w:before="120" w:after="120"/>
     </w:pPr>
@@ -2386,15 +2875,11 @@
       <w:szCs w:val="20"/>
     </w:rPr>
   </w:style>
-  <w:style w:type="paragraph" w:customStyle="1" w:styleId="Titolo1">
+  <w:style w:type="paragraph" w:customStyle="1" w:styleId="Titolo10">
     <w:name w:val="Titolo1"/>
-    <w:basedOn w:val="Normal"/>
-    <w:next w:val="BodyText"/>
-    <w:pPr>
-      <w:numPr>
-        <w:ilvl w:val="0"/>
-        <w:numId w:val="0"/>
-      </w:numPr>
+    <w:basedOn w:val="Normale"/>
+    <w:next w:val="Corpotesto"/>
+    <w:pPr>
       <w:spacing w:before="240" w:after="60"/>
       <w:jc w:val="center"/>
       <w:outlineLvl w:val="0"/>
@@ -2410,7 +2895,7 @@
   </w:style>
   <w:style w:type="paragraph" w:customStyle="1" w:styleId="Intestazioneepidipagina">
     <w:name w:val="Intestazione e piè di pagina"/>
-    <w:basedOn w:val="Normal"/>
+    <w:basedOn w:val="Normale"/>
     <w:pPr>
       <w:suppressLineNumbers/>
       <w:tabs>
@@ -2419,9 +2904,9 @@
       </w:tabs>
     </w:pPr>
   </w:style>
-  <w:style w:type="paragraph" w:styleId="Header">
+  <w:style w:type="paragraph" w:styleId="Intestazione">
     <w:name w:val="header"/>
-    <w:basedOn w:val="Normal"/>
+    <w:basedOn w:val="Normale"/>
     <w:pPr>
       <w:tabs>
         <w:tab w:val="center" w:pos="4819"/>
@@ -2429,9 +2914,9 @@
       </w:tabs>
     </w:pPr>
   </w:style>
-  <w:style w:type="paragraph" w:styleId="Footer">
+  <w:style w:type="paragraph" w:styleId="Pidipagina">
     <w:name w:val="footer"/>
-    <w:basedOn w:val="Normal"/>
+    <w:basedOn w:val="Normale"/>
     <w:pPr>
       <w:tabs>
         <w:tab w:val="center" w:pos="4819"/>
@@ -2439,27 +2924,27 @@
       </w:tabs>
     </w:pPr>
   </w:style>
-  <w:style w:type="paragraph" w:styleId="BodyTextIndent">
+  <w:style w:type="paragraph" w:styleId="Rientrocorpodeltesto">
     <w:name w:val="Body Text Indent"/>
-    <w:basedOn w:val="Normal"/>
+    <w:basedOn w:val="Normale"/>
     <w:pPr>
       <w:spacing w:line="360" w:lineRule="auto"/>
-      <w:ind w:left="360" w:right="0" w:firstLine="0"/>
+      <w:ind w:left="360"/>
       <w:jc w:val="both"/>
     </w:pPr>
   </w:style>
   <w:style w:type="paragraph" w:customStyle="1" w:styleId="Corpodeltesto21">
     <w:name w:val="Corpo del testo 21"/>
-    <w:basedOn w:val="Normal"/>
-    <w:pPr>
-      <w:spacing w:before="0" w:after="120" w:line="480" w:lineRule="auto"/>
+    <w:basedOn w:val="Normale"/>
+    <w:pPr>
+      <w:spacing w:after="120" w:line="480" w:lineRule="auto"/>
     </w:pPr>
   </w:style>
   <w:style w:type="paragraph" w:customStyle="1" w:styleId="Corpodeltesto31">
     <w:name w:val="Corpo del testo 31"/>
-    <w:basedOn w:val="Normal"/>
-    <w:pPr>
-      <w:spacing w:before="0" w:after="120"/>
+    <w:basedOn w:val="Normale"/>
+    <w:pPr>
+      <w:spacing w:after="120"/>
     </w:pPr>
     <w:rPr>
       <w:sz w:val="16"/>
@@ -2468,209 +2953,209 @@
   </w:style>
   <w:style w:type="paragraph" w:customStyle="1" w:styleId="Data1">
     <w:name w:val="Data1"/>
-    <w:basedOn w:val="Normal"/>
-    <w:next w:val="Normal"/>
+    <w:basedOn w:val="Normale"/>
+    <w:next w:val="Normale"/>
   </w:style>
   <w:style w:type="paragraph" w:customStyle="1" w:styleId="Puntoelenco22">
     <w:name w:val="Punto elenco 22"/>
-    <w:basedOn w:val="Normal"/>
-    <w:pPr>
-      <w:ind w:left="566" w:right="0" w:hanging="283"/>
+    <w:basedOn w:val="Normale"/>
+    <w:pPr>
+      <w:ind w:left="566" w:hanging="283"/>
     </w:pPr>
   </w:style>
   <w:style w:type="paragraph" w:customStyle="1" w:styleId="Puntoelenco32">
     <w:name w:val="Punto elenco 32"/>
-    <w:basedOn w:val="Normal"/>
-    <w:pPr>
-      <w:ind w:left="849" w:right="0" w:hanging="283"/>
+    <w:basedOn w:val="Normale"/>
+    <w:pPr>
+      <w:ind w:left="849" w:hanging="283"/>
     </w:pPr>
   </w:style>
   <w:style w:type="paragraph" w:customStyle="1" w:styleId="Puntoelenco42">
     <w:name w:val="Punto elenco 42"/>
-    <w:basedOn w:val="Normal"/>
-    <w:pPr>
-      <w:ind w:left="1132" w:right="0" w:hanging="283"/>
+    <w:basedOn w:val="Normale"/>
+    <w:pPr>
+      <w:ind w:left="1132" w:hanging="283"/>
     </w:pPr>
   </w:style>
   <w:style w:type="paragraph" w:customStyle="1" w:styleId="Puntoelenco52">
     <w:name w:val="Punto elenco 52"/>
-    <w:basedOn w:val="Normal"/>
-    <w:pPr>
-      <w:ind w:left="1415" w:right="0" w:hanging="283"/>
+    <w:basedOn w:val="Normale"/>
+    <w:pPr>
+      <w:ind w:left="1415" w:hanging="283"/>
     </w:pPr>
   </w:style>
   <w:style w:type="paragraph" w:customStyle="1" w:styleId="Elencocontinua1">
     <w:name w:val="Elenco continua1"/>
-    <w:basedOn w:val="Normal"/>
-    <w:pPr>
-      <w:spacing w:before="0" w:after="120"/>
-      <w:ind w:left="283" w:right="0" w:firstLine="0"/>
+    <w:basedOn w:val="Normale"/>
+    <w:pPr>
+      <w:spacing w:after="120"/>
+      <w:ind w:left="283"/>
     </w:pPr>
   </w:style>
   <w:style w:type="paragraph" w:customStyle="1" w:styleId="Elencocontinua21">
     <w:name w:val="Elenco continua 21"/>
-    <w:basedOn w:val="Normal"/>
-    <w:pPr>
-      <w:spacing w:before="0" w:after="120"/>
-      <w:ind w:left="566" w:right="0" w:firstLine="0"/>
+    <w:basedOn w:val="Normale"/>
+    <w:pPr>
+      <w:spacing w:after="120"/>
+      <w:ind w:left="566"/>
     </w:pPr>
   </w:style>
   <w:style w:type="paragraph" w:customStyle="1" w:styleId="Elencocontinua31">
     <w:name w:val="Elenco continua 31"/>
-    <w:basedOn w:val="Normal"/>
-    <w:pPr>
-      <w:spacing w:before="0" w:after="120"/>
-      <w:ind w:left="849" w:right="0" w:firstLine="0"/>
+    <w:basedOn w:val="Normale"/>
+    <w:pPr>
+      <w:spacing w:after="120"/>
+      <w:ind w:left="849"/>
     </w:pPr>
   </w:style>
   <w:style w:type="paragraph" w:customStyle="1" w:styleId="Elencocontinua41">
     <w:name w:val="Elenco continua 41"/>
-    <w:basedOn w:val="Normal"/>
-    <w:pPr>
-      <w:spacing w:before="0" w:after="120"/>
-      <w:ind w:left="1132" w:right="0" w:firstLine="0"/>
+    <w:basedOn w:val="Normale"/>
+    <w:pPr>
+      <w:spacing w:after="120"/>
+      <w:ind w:left="1132"/>
     </w:pPr>
   </w:style>
   <w:style w:type="paragraph" w:customStyle="1" w:styleId="Elencocontinua51">
     <w:name w:val="Elenco continua 51"/>
-    <w:basedOn w:val="Normal"/>
-    <w:pPr>
-      <w:spacing w:before="0" w:after="120"/>
-      <w:ind w:left="1415" w:right="0" w:firstLine="0"/>
-    </w:pPr>
-  </w:style>
-  <w:style w:type="paragraph" w:styleId="Signature">
+    <w:basedOn w:val="Normale"/>
+    <w:pPr>
+      <w:spacing w:after="120"/>
+      <w:ind w:left="1415"/>
+    </w:pPr>
+  </w:style>
+  <w:style w:type="paragraph" w:styleId="Firma">
     <w:name w:val="Signature"/>
-    <w:basedOn w:val="Normal"/>
-    <w:pPr>
-      <w:ind w:left="4252" w:right="0" w:firstLine="0"/>
-    </w:pPr>
-  </w:style>
-  <w:style w:type="paragraph" w:styleId="E-mailSignature">
+    <w:basedOn w:val="Normale"/>
+    <w:pPr>
+      <w:ind w:left="4252"/>
+    </w:pPr>
+  </w:style>
+  <w:style w:type="paragraph" w:styleId="Firmadipostaelettronica">
     <w:name w:val="E-mail Signature"/>
-    <w:basedOn w:val="Normal"/>
+    <w:basedOn w:val="Normale"/>
   </w:style>
   <w:style w:type="paragraph" w:customStyle="1" w:styleId="Formuladiapertura1">
     <w:name w:val="Formula di apertura1"/>
-    <w:basedOn w:val="Normal"/>
-    <w:next w:val="Normal"/>
+    <w:basedOn w:val="Normale"/>
+    <w:next w:val="Normale"/>
   </w:style>
   <w:style w:type="paragraph" w:customStyle="1" w:styleId="Formuladiapertura2">
     <w:name w:val="Formula di apertura2"/>
-    <w:basedOn w:val="Normal"/>
-    <w:pPr>
-      <w:ind w:left="4252" w:right="0" w:firstLine="0"/>
-    </w:pPr>
-  </w:style>
-  <w:style w:type="paragraph" w:styleId="Index1">
+    <w:basedOn w:val="Normale"/>
+    <w:pPr>
+      <w:ind w:left="4252"/>
+    </w:pPr>
+  </w:style>
+  <w:style w:type="paragraph" w:styleId="Indice1">
     <w:name w:val="index 1"/>
-    <w:basedOn w:val="Normal"/>
-    <w:next w:val="Normal"/>
-    <w:pPr>
-      <w:ind w:left="240" w:right="0" w:hanging="240"/>
-    </w:pPr>
-  </w:style>
-  <w:style w:type="paragraph" w:styleId="Index2">
+    <w:basedOn w:val="Normale"/>
+    <w:next w:val="Normale"/>
+    <w:pPr>
+      <w:ind w:left="240" w:hanging="240"/>
+    </w:pPr>
+  </w:style>
+  <w:style w:type="paragraph" w:styleId="Indice2">
     <w:name w:val="index 2"/>
-    <w:basedOn w:val="Normal"/>
-    <w:next w:val="Normal"/>
-    <w:pPr>
-      <w:ind w:left="480" w:right="0" w:hanging="240"/>
-    </w:pPr>
-  </w:style>
-  <w:style w:type="paragraph" w:styleId="Index3">
+    <w:basedOn w:val="Normale"/>
+    <w:next w:val="Normale"/>
+    <w:pPr>
+      <w:ind w:left="480" w:hanging="240"/>
+    </w:pPr>
+  </w:style>
+  <w:style w:type="paragraph" w:styleId="Indice3">
     <w:name w:val="index 3"/>
-    <w:basedOn w:val="Normal"/>
-    <w:next w:val="Normal"/>
-    <w:pPr>
-      <w:ind w:left="720" w:right="0" w:hanging="240"/>
-    </w:pPr>
-  </w:style>
-  <w:style w:type="paragraph" w:styleId="TOC4">
+    <w:basedOn w:val="Normale"/>
+    <w:next w:val="Normale"/>
+    <w:pPr>
+      <w:ind w:left="720" w:hanging="240"/>
+    </w:pPr>
+  </w:style>
+  <w:style w:type="paragraph" w:styleId="Sommario4">
     <w:name w:val="toc 4"/>
-    <w:basedOn w:val="Normal"/>
-    <w:next w:val="Normal"/>
-    <w:pPr>
-      <w:ind w:left="960" w:right="0" w:hanging="240"/>
-    </w:pPr>
-  </w:style>
-  <w:style w:type="paragraph" w:styleId="TOC5">
+    <w:basedOn w:val="Normale"/>
+    <w:next w:val="Normale"/>
+    <w:pPr>
+      <w:ind w:left="960" w:hanging="240"/>
+    </w:pPr>
+  </w:style>
+  <w:style w:type="paragraph" w:styleId="Sommario5">
     <w:name w:val="toc 5"/>
-    <w:basedOn w:val="Normal"/>
-    <w:next w:val="Normal"/>
-    <w:pPr>
-      <w:ind w:left="1200" w:right="0" w:hanging="240"/>
-    </w:pPr>
-  </w:style>
-  <w:style w:type="paragraph" w:styleId="TOC6">
+    <w:basedOn w:val="Normale"/>
+    <w:next w:val="Normale"/>
+    <w:pPr>
+      <w:ind w:left="1200" w:hanging="240"/>
+    </w:pPr>
+  </w:style>
+  <w:style w:type="paragraph" w:styleId="Sommario6">
     <w:name w:val="toc 6"/>
-    <w:basedOn w:val="Normal"/>
-    <w:next w:val="Normal"/>
-    <w:pPr>
-      <w:ind w:left="1440" w:right="0" w:hanging="240"/>
-    </w:pPr>
-  </w:style>
-  <w:style w:type="paragraph" w:styleId="TOC7">
+    <w:basedOn w:val="Normale"/>
+    <w:next w:val="Normale"/>
+    <w:pPr>
+      <w:ind w:left="1440" w:hanging="240"/>
+    </w:pPr>
+  </w:style>
+  <w:style w:type="paragraph" w:styleId="Sommario7">
     <w:name w:val="toc 7"/>
-    <w:basedOn w:val="Normal"/>
-    <w:next w:val="Normal"/>
-    <w:pPr>
-      <w:ind w:left="1680" w:right="0" w:hanging="240"/>
-    </w:pPr>
-  </w:style>
-  <w:style w:type="paragraph" w:styleId="TOC8">
+    <w:basedOn w:val="Normale"/>
+    <w:next w:val="Normale"/>
+    <w:pPr>
+      <w:ind w:left="1680" w:hanging="240"/>
+    </w:pPr>
+  </w:style>
+  <w:style w:type="paragraph" w:styleId="Sommario8">
     <w:name w:val="toc 8"/>
-    <w:basedOn w:val="Normal"/>
-    <w:next w:val="Normal"/>
-    <w:pPr>
-      <w:ind w:left="1920" w:right="0" w:hanging="240"/>
-    </w:pPr>
-  </w:style>
-  <w:style w:type="paragraph" w:styleId="TOC9">
+    <w:basedOn w:val="Normale"/>
+    <w:next w:val="Normale"/>
+    <w:pPr>
+      <w:ind w:left="1920" w:hanging="240"/>
+    </w:pPr>
+  </w:style>
+  <w:style w:type="paragraph" w:styleId="Sommario9">
     <w:name w:val="toc 9"/>
-    <w:basedOn w:val="Normal"/>
-    <w:next w:val="Normal"/>
-    <w:pPr>
-      <w:ind w:left="2160" w:right="0" w:hanging="240"/>
+    <w:basedOn w:val="Normale"/>
+    <w:next w:val="Normale"/>
+    <w:pPr>
+      <w:ind w:left="2160" w:hanging="240"/>
     </w:pPr>
   </w:style>
   <w:style w:type="paragraph" w:customStyle="1" w:styleId="Indicedellefigure1">
     <w:name w:val="Indice delle figure1"/>
-    <w:basedOn w:val="Normal"/>
-    <w:next w:val="Normal"/>
-    <w:pPr>
-      <w:ind w:left="480" w:right="0" w:hanging="480"/>
+    <w:basedOn w:val="Normale"/>
+    <w:next w:val="Normale"/>
+    <w:pPr>
+      <w:ind w:left="480" w:hanging="480"/>
     </w:pPr>
   </w:style>
   <w:style w:type="paragraph" w:customStyle="1" w:styleId="Indicefonti1">
     <w:name w:val="Indice fonti1"/>
-    <w:basedOn w:val="Normal"/>
-    <w:next w:val="Normal"/>
-    <w:pPr>
-      <w:ind w:left="240" w:right="0" w:hanging="240"/>
-    </w:pPr>
-  </w:style>
-  <w:style w:type="paragraph" w:styleId="EnvelopeAddress">
+    <w:basedOn w:val="Normale"/>
+    <w:next w:val="Normale"/>
+    <w:pPr>
+      <w:ind w:left="240" w:hanging="240"/>
+    </w:pPr>
+  </w:style>
+  <w:style w:type="paragraph" w:styleId="Indirizzodestinatario">
     <w:name w:val="envelope address"/>
-    <w:basedOn w:val="Normal"/>
-    <w:pPr>
-      <w:ind w:left="2880" w:right="0" w:firstLine="0"/>
+    <w:basedOn w:val="Normale"/>
+    <w:pPr>
+      <w:ind w:left="2880"/>
     </w:pPr>
     <w:rPr>
       <w:rFonts w:ascii="Arial" w:hAnsi="Arial" w:cs="Arial"/>
     </w:rPr>
   </w:style>
-  <w:style w:type="paragraph" w:styleId="HTMLAddress">
+  <w:style w:type="paragraph" w:styleId="IndirizzoHTML">
     <w:name w:val="HTML Address"/>
-    <w:basedOn w:val="Normal"/>
+    <w:basedOn w:val="Normale"/>
     <w:rPr>
       <w:i/>
       <w:iCs/>
     </w:rPr>
   </w:style>
-  <w:style w:type="paragraph" w:styleId="EnvelopeReturn">
+  <w:style w:type="paragraph" w:styleId="Indirizzomittente">
     <w:name w:val="envelope return"/>
-    <w:basedOn w:val="Normal"/>
+    <w:basedOn w:val="Normale"/>
     <w:rPr>
       <w:rFonts w:ascii="Arial" w:hAnsi="Arial" w:cs="Arial"/>
       <w:sz w:val="20"/>
@@ -2679,7 +3164,7 @@
   </w:style>
   <w:style w:type="paragraph" w:customStyle="1" w:styleId="Intestazionemessaggio1">
     <w:name w:val="Intestazione messaggio1"/>
-    <w:basedOn w:val="Normal"/>
+    <w:basedOn w:val="Normale"/>
     <w:pPr>
       <w:pBdr>
         <w:top w:val="single" w:sz="6" w:space="1" w:color="000000"/>
@@ -2688,7 +3173,7 @@
         <w:right w:val="single" w:sz="6" w:space="1" w:color="000000"/>
       </w:pBdr>
       <w:shd w:val="clear" w:color="auto" w:fill="CCCCCC"/>
-      <w:ind w:left="1134" w:right="0" w:hanging="1134"/>
+      <w:ind w:left="1134" w:hanging="1134"/>
     </w:pPr>
     <w:rPr>
       <w:rFonts w:ascii="Arial" w:hAnsi="Arial" w:cs="Arial"/>
@@ -2696,12 +3181,12 @@
   </w:style>
   <w:style w:type="paragraph" w:customStyle="1" w:styleId="Intestazionenota1">
     <w:name w:val="Intestazione nota1"/>
-    <w:basedOn w:val="Normal"/>
-    <w:next w:val="Normal"/>
+    <w:basedOn w:val="Normale"/>
+    <w:next w:val="Normale"/>
   </w:style>
   <w:style w:type="paragraph" w:customStyle="1" w:styleId="Mappadocumento1">
     <w:name w:val="Mappa documento1"/>
-    <w:basedOn w:val="Normal"/>
+    <w:basedOn w:val="Normale"/>
     <w:pPr>
       <w:shd w:val="clear" w:color="auto" w:fill="000080"/>
     </w:pPr>
@@ -2709,63 +3194,58 @@
       <w:rFonts w:ascii="Tahoma" w:hAnsi="Tahoma" w:cs="Tahoma"/>
     </w:rPr>
   </w:style>
-  <w:style w:type="paragraph" w:styleId="NormalWeb">
+  <w:style w:type="paragraph" w:styleId="NormaleWeb">
     <w:name w:val="Normal (Web)"/>
-    <w:basedOn w:val="Normal"/>
+    <w:basedOn w:val="Normale"/>
   </w:style>
   <w:style w:type="paragraph" w:customStyle="1" w:styleId="Numeroelenco1">
     <w:name w:val="Numero elenco1"/>
-    <w:basedOn w:val="Normal"/>
+    <w:basedOn w:val="Normale"/>
     <w:pPr>
       <w:numPr>
-        <w:ilvl w:val="0"/>
         <w:numId w:val="10"/>
       </w:numPr>
     </w:pPr>
   </w:style>
   <w:style w:type="paragraph" w:customStyle="1" w:styleId="Numeroelenco21">
     <w:name w:val="Numero elenco 21"/>
-    <w:basedOn w:val="Normal"/>
+    <w:basedOn w:val="Normale"/>
     <w:pPr>
       <w:numPr>
-        <w:ilvl w:val="0"/>
         <w:numId w:val="5"/>
       </w:numPr>
     </w:pPr>
   </w:style>
   <w:style w:type="paragraph" w:customStyle="1" w:styleId="Numeroelenco31">
     <w:name w:val="Numero elenco 31"/>
-    <w:basedOn w:val="Normal"/>
+    <w:basedOn w:val="Normale"/>
     <w:pPr>
       <w:numPr>
-        <w:ilvl w:val="0"/>
         <w:numId w:val="4"/>
       </w:numPr>
     </w:pPr>
   </w:style>
   <w:style w:type="paragraph" w:customStyle="1" w:styleId="Numeroelenco41">
     <w:name w:val="Numero elenco 41"/>
-    <w:basedOn w:val="Normal"/>
+    <w:basedOn w:val="Normale"/>
     <w:pPr>
       <w:numPr>
-        <w:ilvl w:val="0"/>
         <w:numId w:val="3"/>
       </w:numPr>
     </w:pPr>
   </w:style>
   <w:style w:type="paragraph" w:customStyle="1" w:styleId="Numeroelenco51">
     <w:name w:val="Numero elenco 51"/>
-    <w:basedOn w:val="Normal"/>
+    <w:basedOn w:val="Normale"/>
     <w:pPr>
       <w:numPr>
-        <w:ilvl w:val="0"/>
         <w:numId w:val="2"/>
       </w:numPr>
     </w:pPr>
   </w:style>
-  <w:style w:type="paragraph" w:styleId="HTMLPreformatted">
+  <w:style w:type="paragraph" w:styleId="PreformattatoHTML">
     <w:name w:val="HTML Preformatted"/>
-    <w:basedOn w:val="Normal"/>
+    <w:basedOn w:val="Normale"/>
     <w:rPr>
       <w:rFonts w:ascii="Courier New" w:hAnsi="Courier New" w:cs="Courier New"/>
       <w:sz w:val="20"/>
@@ -2774,86 +3254,81 @@
   </w:style>
   <w:style w:type="paragraph" w:customStyle="1" w:styleId="Primorientrocorpodeltesto1">
     <w:name w:val="Primo rientro corpo del testo1"/>
-    <w:basedOn w:val="BodyText"/>
-    <w:pPr>
-      <w:spacing w:before="0" w:after="120"/>
-      <w:ind w:left="0" w:right="0" w:firstLine="210"/>
+    <w:basedOn w:val="Corpotesto"/>
+    <w:pPr>
+      <w:spacing w:after="120"/>
+      <w:ind w:firstLine="210"/>
       <w:jc w:val="left"/>
     </w:pPr>
   </w:style>
   <w:style w:type="paragraph" w:customStyle="1" w:styleId="Primorientrocorpodeltesto21">
     <w:name w:val="Primo rientro corpo del testo 21"/>
-    <w:basedOn w:val="BodyTextIndent"/>
-    <w:pPr>
-      <w:spacing w:before="0" w:after="120" w:line="240" w:lineRule="auto"/>
-      <w:ind w:left="283" w:right="0" w:firstLine="210"/>
+    <w:basedOn w:val="Rientrocorpodeltesto"/>
+    <w:pPr>
+      <w:spacing w:after="120" w:line="240" w:lineRule="auto"/>
+      <w:ind w:left="283" w:firstLine="210"/>
       <w:jc w:val="left"/>
     </w:pPr>
   </w:style>
   <w:style w:type="paragraph" w:customStyle="1" w:styleId="Puntoelenco1">
     <w:name w:val="Punto elenco1"/>
-    <w:basedOn w:val="Normal"/>
+    <w:basedOn w:val="Normale"/>
     <w:pPr>
       <w:numPr>
-        <w:ilvl w:val="0"/>
         <w:numId w:val="11"/>
       </w:numPr>
     </w:pPr>
   </w:style>
   <w:style w:type="paragraph" w:customStyle="1" w:styleId="Puntoelenco21">
     <w:name w:val="Punto elenco 21"/>
-    <w:basedOn w:val="Normal"/>
+    <w:basedOn w:val="Normale"/>
     <w:pPr>
       <w:numPr>
-        <w:ilvl w:val="0"/>
         <w:numId w:val="9"/>
       </w:numPr>
     </w:pPr>
   </w:style>
   <w:style w:type="paragraph" w:customStyle="1" w:styleId="Puntoelenco31">
     <w:name w:val="Punto elenco 31"/>
-    <w:basedOn w:val="Normal"/>
+    <w:basedOn w:val="Normale"/>
     <w:pPr>
       <w:numPr>
-        <w:ilvl w:val="0"/>
         <w:numId w:val="8"/>
       </w:numPr>
     </w:pPr>
   </w:style>
   <w:style w:type="paragraph" w:customStyle="1" w:styleId="Puntoelenco41">
     <w:name w:val="Punto elenco 41"/>
-    <w:basedOn w:val="Normal"/>
+    <w:basedOn w:val="Normale"/>
     <w:pPr>
       <w:numPr>
-        <w:ilvl w:val="0"/>
         <w:numId w:val="7"/>
       </w:numPr>
     </w:pPr>
   </w:style>
   <w:style w:type="paragraph" w:customStyle="1" w:styleId="Puntoelenco51">
     <w:name w:val="Punto elenco 51"/>
-    <w:basedOn w:val="Normal"/>
+    <w:basedOn w:val="Normale"/>
     <w:pPr>
       <w:numPr>
-        <w:ilvl w:val="0"/>
         <w:numId w:val="6"/>
       </w:numPr>
     </w:pPr>
   </w:style>
   <w:style w:type="paragraph" w:customStyle="1" w:styleId="Rientrocorpodeltesto21">
     <w:name w:val="Rientro corpo del testo 21"/>
-    <w:basedOn w:val="Normal"/>
-    <w:pPr>
-      <w:spacing w:before="0" w:after="120" w:line="480" w:lineRule="auto"/>
-      <w:ind w:left="283" w:right="0" w:firstLine="0"/>
+    <w:basedOn w:val="Normale"/>
+    <w:pPr>
+      <w:spacing w:after="120" w:line="480" w:lineRule="auto"/>
+      <w:ind w:left="283"/>
     </w:pPr>
   </w:style>
   <w:style w:type="paragraph" w:customStyle="1" w:styleId="Rientrocorpodeltesto31">
     <w:name w:val="Rientro corpo del testo 31"/>
-    <w:basedOn w:val="Normal"/>
-    <w:pPr>
-      <w:spacing w:before="0" w:after="120"/>
-      <w:ind w:left="283" w:right="0" w:firstLine="0"/>
+    <w:basedOn w:val="Normale"/>
+    <w:pPr>
+      <w:spacing w:after="120"/>
+      <w:ind w:left="283"/>
     </w:pPr>
     <w:rPr>
       <w:sz w:val="16"/>
@@ -2862,91 +3337,87 @@
   </w:style>
   <w:style w:type="paragraph" w:customStyle="1" w:styleId="Rientronormale1">
     <w:name w:val="Rientro normale1"/>
-    <w:basedOn w:val="Normal"/>
-    <w:pPr>
-      <w:ind w:left="708" w:right="0" w:firstLine="0"/>
-    </w:pPr>
-  </w:style>
-  <w:style w:type="paragraph" w:styleId="TOC1">
+    <w:basedOn w:val="Normale"/>
+    <w:pPr>
+      <w:ind w:left="708"/>
+    </w:pPr>
+  </w:style>
+  <w:style w:type="paragraph" w:styleId="Sommario1">
     <w:name w:val="toc 1"/>
-    <w:basedOn w:val="Normal"/>
-    <w:next w:val="Normal"/>
-  </w:style>
-  <w:style w:type="paragraph" w:styleId="TOC2">
+    <w:basedOn w:val="Normale"/>
+    <w:next w:val="Normale"/>
+  </w:style>
+  <w:style w:type="paragraph" w:styleId="Sommario2">
     <w:name w:val="toc 2"/>
-    <w:basedOn w:val="Normal"/>
-    <w:next w:val="Normal"/>
-    <w:pPr>
-      <w:ind w:left="240" w:right="0" w:firstLine="0"/>
-    </w:pPr>
-  </w:style>
-  <w:style w:type="paragraph" w:styleId="TOC3">
+    <w:basedOn w:val="Normale"/>
+    <w:next w:val="Normale"/>
+    <w:pPr>
+      <w:ind w:left="240"/>
+    </w:pPr>
+  </w:style>
+  <w:style w:type="paragraph" w:styleId="Sommario3">
     <w:name w:val="toc 3"/>
-    <w:basedOn w:val="Normal"/>
-    <w:next w:val="Normal"/>
-    <w:pPr>
-      <w:ind w:left="480" w:right="0" w:firstLine="0"/>
+    <w:basedOn w:val="Normale"/>
+    <w:next w:val="Normale"/>
+    <w:pPr>
+      <w:ind w:left="480"/>
     </w:pPr>
   </w:style>
   <w:style w:type="paragraph" w:customStyle="1" w:styleId="Sommario41">
     <w:name w:val="Sommario 41"/>
-    <w:basedOn w:val="Normal"/>
-    <w:next w:val="Normal"/>
-    <w:pPr>
-      <w:ind w:left="720" w:right="0" w:firstLine="0"/>
+    <w:basedOn w:val="Normale"/>
+    <w:next w:val="Normale"/>
+    <w:pPr>
+      <w:ind w:left="720"/>
     </w:pPr>
   </w:style>
   <w:style w:type="paragraph" w:customStyle="1" w:styleId="Sommario51">
     <w:name w:val="Sommario 51"/>
-    <w:basedOn w:val="Normal"/>
-    <w:next w:val="Normal"/>
-    <w:pPr>
-      <w:ind w:left="960" w:right="0" w:firstLine="0"/>
+    <w:basedOn w:val="Normale"/>
+    <w:next w:val="Normale"/>
+    <w:pPr>
+      <w:ind w:left="960"/>
     </w:pPr>
   </w:style>
   <w:style w:type="paragraph" w:customStyle="1" w:styleId="Sommario61">
     <w:name w:val="Sommario 61"/>
-    <w:basedOn w:val="Normal"/>
-    <w:next w:val="Normal"/>
-    <w:pPr>
-      <w:ind w:left="1200" w:right="0" w:firstLine="0"/>
+    <w:basedOn w:val="Normale"/>
+    <w:next w:val="Normale"/>
+    <w:pPr>
+      <w:ind w:left="1200"/>
     </w:pPr>
   </w:style>
   <w:style w:type="paragraph" w:customStyle="1" w:styleId="Sommario71">
     <w:name w:val="Sommario 71"/>
-    <w:basedOn w:val="Normal"/>
-    <w:next w:val="Normal"/>
-    <w:pPr>
-      <w:ind w:left="1440" w:right="0" w:firstLine="0"/>
+    <w:basedOn w:val="Normale"/>
+    <w:next w:val="Normale"/>
+    <w:pPr>
+      <w:ind w:left="1440"/>
     </w:pPr>
   </w:style>
   <w:style w:type="paragraph" w:customStyle="1" w:styleId="Sommario81">
     <w:name w:val="Sommario 81"/>
-    <w:basedOn w:val="Normal"/>
-    <w:next w:val="Normal"/>
-    <w:pPr>
-      <w:ind w:left="1680" w:right="0" w:firstLine="0"/>
+    <w:basedOn w:val="Normale"/>
+    <w:next w:val="Normale"/>
+    <w:pPr>
+      <w:ind w:left="1680"/>
     </w:pPr>
   </w:style>
   <w:style w:type="paragraph" w:customStyle="1" w:styleId="Sommario91">
     <w:name w:val="Sommario 91"/>
-    <w:basedOn w:val="Normal"/>
-    <w:next w:val="Normal"/>
-    <w:pPr>
-      <w:ind w:left="1920" w:right="0" w:firstLine="0"/>
-    </w:pPr>
-  </w:style>
-  <w:style w:type="paragraph" w:styleId="Subtitle">
+    <w:basedOn w:val="Normale"/>
+    <w:next w:val="Normale"/>
+    <w:pPr>
+      <w:ind w:left="1920"/>
+    </w:pPr>
+  </w:style>
+  <w:style w:type="paragraph" w:styleId="Sottotitolo">
     <w:name w:val="Subtitle"/>
-    <w:basedOn w:val="Normal"/>
-    <w:next w:val="BodyText"/>
+    <w:basedOn w:val="Normale"/>
+    <w:next w:val="Corpotesto"/>
     <w:qFormat/>
     <w:pPr>
-      <w:numPr>
-        <w:ilvl w:val="0"/>
-        <w:numId w:val="0"/>
-      </w:numPr>
-      <w:spacing w:before="0" w:after="60"/>
+      <w:spacing w:after="60"/>
       <w:jc w:val="center"/>
       <w:outlineLvl w:val="1"/>
     </w:pPr>
@@ -2956,7 +3427,7 @@
   </w:style>
   <w:style w:type="paragraph" w:customStyle="1" w:styleId="Testocommento1">
     <w:name w:val="Testo commento1"/>
-    <w:basedOn w:val="Normal"/>
+    <w:basedOn w:val="Normale"/>
     <w:rPr>
       <w:sz w:val="20"/>
       <w:szCs w:val="20"/>
@@ -2964,10 +3435,10 @@
   </w:style>
   <w:style w:type="paragraph" w:customStyle="1" w:styleId="Testodelblocco1">
     <w:name w:val="Testo del blocco1"/>
-    <w:basedOn w:val="Normal"/>
-    <w:pPr>
-      <w:spacing w:before="0" w:after="120"/>
-      <w:ind w:left="1440" w:right="1440" w:firstLine="0"/>
+    <w:basedOn w:val="Normale"/>
+    <w:pPr>
+      <w:spacing w:after="120"/>
+      <w:ind w:left="1440" w:right="1440"/>
     </w:pPr>
   </w:style>
   <w:style w:type="paragraph" w:customStyle="1" w:styleId="Testomacro1">
@@ -2988,38 +3459,38 @@
     </w:pPr>
     <w:rPr>
       <w:rFonts w:ascii="Courier New" w:hAnsi="Courier New" w:cs="Courier New"/>
-      <w:lang w:val="it-IT" w:eastAsia="zh-CN" w:bidi="ar-SA"/>
+      <w:lang w:eastAsia="zh-CN"/>
     </w:rPr>
   </w:style>
   <w:style w:type="paragraph" w:customStyle="1" w:styleId="Testonormale1">
     <w:name w:val="Testo normale1"/>
-    <w:basedOn w:val="Normal"/>
+    <w:basedOn w:val="Normale"/>
     <w:rPr>
       <w:rFonts w:ascii="Courier New" w:hAnsi="Courier New" w:cs="Courier New"/>
       <w:sz w:val="20"/>
       <w:szCs w:val="20"/>
     </w:rPr>
   </w:style>
-  <w:style w:type="paragraph" w:styleId="FootnoteText">
+  <w:style w:type="paragraph" w:styleId="Testonotaapidipagina">
     <w:name w:val="footnote text"/>
-    <w:basedOn w:val="Normal"/>
+    <w:basedOn w:val="Normale"/>
     <w:rPr>
       <w:sz w:val="20"/>
       <w:szCs w:val="20"/>
     </w:rPr>
   </w:style>
-  <w:style w:type="paragraph" w:styleId="EndnoteText">
+  <w:style w:type="paragraph" w:styleId="Testonotadichiusura">
     <w:name w:val="endnote text"/>
-    <w:basedOn w:val="Normal"/>
+    <w:basedOn w:val="Normale"/>
     <w:rPr>
       <w:sz w:val="20"/>
       <w:szCs w:val="20"/>
     </w:rPr>
   </w:style>
-  <w:style w:type="paragraph" w:styleId="IndexHeading">
+  <w:style w:type="paragraph" w:styleId="Titoloindice">
     <w:name w:val="index heading"/>
-    <w:basedOn w:val="Normal"/>
-    <w:next w:val="Index1"/>
+    <w:basedOn w:val="Normale"/>
+    <w:next w:val="Indice1"/>
     <w:rPr>
       <w:rFonts w:ascii="Arial" w:hAnsi="Arial" w:cs="Arial"/>
       <w:b/>
@@ -3028,10 +3499,10 @@
   </w:style>
   <w:style w:type="paragraph" w:customStyle="1" w:styleId="Titoloindicefonti1">
     <w:name w:val="Titolo indice fonti1"/>
-    <w:basedOn w:val="Normal"/>
-    <w:next w:val="Normal"/>
-    <w:pPr>
-      <w:spacing w:before="120" w:after="0"/>
+    <w:basedOn w:val="Normale"/>
+    <w:next w:val="Normale"/>
+    <w:pPr>
+      <w:spacing w:before="120"/>
     </w:pPr>
     <w:rPr>
       <w:rFonts w:ascii="Arial" w:hAnsi="Arial" w:cs="Arial"/>
@@ -3039,9 +3510,9 @@
       <w:bCs/>
     </w:rPr>
   </w:style>
-  <w:style w:type="paragraph" w:styleId="BalloonText">
+  <w:style w:type="paragraph" w:styleId="Testofumetto">
     <w:name w:val="Balloon Text"/>
-    <w:basedOn w:val="Normal"/>
+    <w:basedOn w:val="Normale"/>
     <w:rPr>
       <w:rFonts w:ascii="Tahoma" w:hAnsi="Tahoma" w:cs="Tahoma"/>
       <w:sz w:val="16"/>
@@ -3050,10 +3521,10 @@
   </w:style>
   <w:style w:type="paragraph" w:customStyle="1" w:styleId="Elencoacolori-Colore11">
     <w:name w:val="Elenco a colori - Colore 11"/>
-    <w:basedOn w:val="Normal"/>
-    <w:pPr>
-      <w:spacing w:before="0" w:after="200" w:line="276" w:lineRule="auto"/>
-      <w:ind w:left="720" w:right="0" w:firstLine="0"/>
+    <w:basedOn w:val="Normale"/>
+    <w:pPr>
+      <w:spacing w:after="200" w:line="276" w:lineRule="auto"/>
+      <w:ind w:left="720"/>
       <w:contextualSpacing/>
     </w:pPr>
     <w:rPr>
@@ -3073,17 +3544,17 @@
       <w:color w:val="000000"/>
       <w:sz w:val="24"/>
       <w:szCs w:val="24"/>
-      <w:lang w:val="it-IT" w:eastAsia="ja-JP" w:bidi="ar-SA"/>
-    </w:rPr>
-  </w:style>
-  <w:style w:type="paragraph" w:styleId="ListParagraph">
+      <w:lang w:eastAsia="ja-JP"/>
+    </w:rPr>
+  </w:style>
+  <w:style w:type="paragraph" w:styleId="Paragrafoelenco">
     <w:name w:val="List Paragraph"/>
-    <w:basedOn w:val="Normal"/>
+    <w:basedOn w:val="Normale"/>
     <w:qFormat/>
     <w:pPr>
       <w:widowControl w:val="0"/>
       <w:autoSpaceDE w:val="0"/>
-      <w:ind w:left="972" w:right="0" w:hanging="361"/>
+      <w:ind w:left="972" w:hanging="361"/>
     </w:pPr>
     <w:rPr>
       <w:rFonts w:ascii="Calibri" w:eastAsia="Calibri" w:hAnsi="Calibri" w:cs="Calibri"/>
@@ -3093,12 +3564,12 @@
   </w:style>
   <w:style w:type="paragraph" w:customStyle="1" w:styleId="TableParagraph">
     <w:name w:val="Table Paragraph"/>
-    <w:basedOn w:val="Normal"/>
+    <w:basedOn w:val="Normale"/>
     <w:pPr>
       <w:widowControl w:val="0"/>
       <w:autoSpaceDE w:val="0"/>
-      <w:spacing w:before="8" w:after="0" w:line="256" w:lineRule="exact"/>
-      <w:ind w:left="69" w:right="0" w:firstLine="0"/>
+      <w:spacing w:before="8" w:line="256" w:lineRule="exact"/>
+      <w:ind w:left="69"/>
     </w:pPr>
     <w:rPr>
       <w:rFonts w:ascii="Calibri" w:eastAsia="Calibri" w:hAnsi="Calibri" w:cs="Calibri"/>
@@ -3108,7 +3579,7 @@
   </w:style>
   <w:style w:type="paragraph" w:customStyle="1" w:styleId="Contenutotabella">
     <w:name w:val="Contenuto tabella"/>
-    <w:basedOn w:val="Normal"/>
+    <w:basedOn w:val="Normale"/>
     <w:pPr>
       <w:widowControl w:val="0"/>
       <w:suppressLineNumbers/>
@@ -3118,7 +3589,6 @@
     <w:name w:val="Titolo tabella"/>
     <w:basedOn w:val="Contenutotabella"/>
     <w:pPr>
-      <w:suppressLineNumbers/>
       <w:jc w:val="center"/>
     </w:pPr>
     <w:rPr>
@@ -3128,18 +3598,18 @@
   </w:style>
   <w:style w:type="paragraph" w:customStyle="1" w:styleId="Contenutocorniceuser">
     <w:name w:val="Contenuto cornice (user)"/>
-    <w:basedOn w:val="Normal"/>
+    <w:basedOn w:val="Normale"/>
   </w:style>
   <w:style w:type="paragraph" w:customStyle="1" w:styleId="Contenutocornice">
     <w:name w:val="Contenuto cornice"/>
-    <w:basedOn w:val="Normal"/>
-  </w:style>
-  <w:style w:type="paragraph" w:customStyle="1" w:styleId="Title">
-    <w:name w:val="Title"/>
-    <w:basedOn w:val="Normal"/>
-    <w:pPr>
-      <w:spacing w:before="83" w:after="0"/>
-      <w:ind w:left="0" w:right="2" w:firstLine="0"/>
+    <w:basedOn w:val="Normale"/>
+  </w:style>
+  <w:style w:type="paragraph" w:customStyle="1" w:styleId="Titolo30">
+    <w:name w:val="Titolo3"/>
+    <w:basedOn w:val="Normale"/>
+    <w:pPr>
+      <w:spacing w:before="83"/>
+      <w:ind w:right="2"/>
       <w:jc w:val="center"/>
     </w:pPr>
     <w:rPr>
@@ -3148,7 +3618,7 @@
       <w:bCs/>
       <w:sz w:val="22"/>
       <w:szCs w:val="22"/>
-      <w:lang w:val="it-IT" w:eastAsia="en-US" w:bidi="ar-SA"/>
+      <w:lang w:eastAsia="en-US"/>
     </w:rPr>
   </w:style>
 </w:styles>
